--- a/arb/docx/017.content.docx
+++ b/arb/docx/017.content.docx
@@ -22,7 +22,7 @@
         <w:rPr>
           <w:lang w:val="ar_AE" w:bidi="ar_AE"/>
         </w:rPr>
-        <w:t>Resource: Tyndale Open Study Notes</w:t>
+        <w:t>Resource: Aquifer Open Study Notes (Profiles)</w:t>
       </w:r>
       <w:r>
         <w:rPr>
@@ -122,7 +122,7 @@
         <w:rPr>
           <w:lang w:val="ar_AE" w:bidi="ar_AE"/>
         </w:rPr>
-        <w:t>Tyndale Open Study Notes</w:t>
+        <w:t>Aquifer Open Study Notes (Profiles)</w:t>
       </w:r>
     </w:p>
     <w:p>

--- a/arb/docx/017.content.docx
+++ b/arb/docx/017.content.docx
@@ -9,6 +9,8 @@
       </w:pPr>
       <w:r>
         <w:rPr>
+          <w:rtl/>
+          <w:cs/>
           <w:lang w:val="ar_AE" w:bidi="ar_AE"/>
         </w:rPr>
       </w:r>
@@ -20,12 +22,16 @@
       </w:pPr>
       <w:r>
         <w:rPr>
+          <w:rtl/>
+          <w:cs/>
           <w:lang w:val="ar_AE" w:bidi="ar_AE"/>
         </w:rPr>
         <w:t>Resource: Aquifer Open Study Notes (Profiles)</w:t>
       </w:r>
       <w:r>
         <w:rPr>
+          <w:rtl/>
+          <w:cs/>
           <w:lang w:val="ar_AE" w:bidi="ar_AE"/>
         </w:rPr>
       </w:r>
@@ -36,12 +42,16 @@
       </w:pPr>
       <w:r>
         <w:rPr>
+          <w:rtl/>
+          <w:cs/>
           <w:lang w:val="ar_AE" w:bidi="ar_AE"/>
         </w:rPr>
       </w:r>
       <w:r>
         <w:rPr>
           <w:b/>
+          <w:rtl/>
+          <w:cs/>
           <w:lang w:val="ar_AE" w:bidi="ar_AE"/>
         </w:rPr>
         <w:t>Aquifer Open Study Notes (Profiles)</w:t>
@@ -53,35 +63,47 @@
       </w:pPr>
       <w:r>
         <w:rPr>
-          <w:lang w:val="ar_AE" w:bidi="ar_AE"/>
-        </w:rPr>
-      </w:r>
-      <w:r>
-        <w:rPr>
+          <w:rtl/>
+          <w:cs/>
+          <w:lang w:val="ar_AE" w:bidi="ar_AE"/>
+        </w:rPr>
+      </w:r>
+      <w:r>
+        <w:rPr>
+          <w:rtl/>
+          <w:cs/>
           <w:lang w:val="ar_AE" w:bidi="ar_AE"/>
         </w:rPr>
         <w:t xml:space="preserve">This work is an adaptation of </w:t>
       </w:r>
       <w:r>
         <w:rPr>
+          <w:rtl/>
+          <w:cs/>
           <w:lang w:val="ar_AE" w:bidi="ar_AE"/>
         </w:rPr>
         <w:t>Tyndale Open Study Notes</w:t>
       </w:r>
       <w:r>
         <w:rPr>
+          <w:rtl/>
+          <w:cs/>
           <w:lang w:val="ar_AE" w:bidi="ar_AE"/>
         </w:rPr>
         <w:t xml:space="preserve"> © 2023 Tyndale House Publishers, licensed under the CC BY-SA 4.0 license. The adaptation, </w:t>
       </w:r>
       <w:r>
         <w:rPr>
+          <w:rtl/>
+          <w:cs/>
           <w:lang w:val="ar_AE" w:bidi="ar_AE"/>
         </w:rPr>
         <w:t>Aquifer Open Study Notes</w:t>
       </w:r>
       <w:r>
         <w:rPr>
+          <w:rtl/>
+          <w:cs/>
           <w:lang w:val="ar_AE" w:bidi="ar_AE"/>
         </w:rPr>
         <w:t>, was created by Mission Mutual and is also licensed under CC BY-SA 4.0.</w:t>
@@ -93,22 +115,30 @@
       </w:pPr>
       <w:r>
         <w:rPr>
-          <w:lang w:val="ar_AE" w:bidi="ar_AE"/>
-        </w:rPr>
-      </w:r>
-      <w:r>
-        <w:rPr>
+          <w:rtl/>
+          <w:cs/>
+          <w:lang w:val="ar_AE" w:bidi="ar_AE"/>
+        </w:rPr>
+      </w:r>
+      <w:r>
+        <w:rPr>
+          <w:rtl/>
+          <w:cs/>
           <w:lang w:val="ar_AE" w:bidi="ar_AE"/>
         </w:rPr>
         <w:t>This resource has been adapted into multiple languages, including English, Tok Pisin, Arabic (عربي), French (Français), Hindi (हिंदी), Indonesian (Bahasa Indonesia), Portuguese (Português), Russian (Русский), Spanish (Español), Swahili (Kiswahili), and Simplified Chinese (简体中文).</w:t>
       </w:r>
       <w:r>
         <w:rPr>
-          <w:lang w:val="ar_AE" w:bidi="ar_AE"/>
-        </w:rPr>
-      </w:r>
-      <w:r>
-        <w:rPr>
+          <w:rtl/>
+          <w:cs/>
+          <w:lang w:val="ar_AE" w:bidi="ar_AE"/>
+        </w:rPr>
+      </w:r>
+      <w:r>
+        <w:rPr>
+          <w:rtl/>
+          <w:cs/>
           <w:lang w:val="ar_AE" w:bidi="ar_AE"/>
         </w:rPr>
       </w:r>
@@ -120,6 +150,8 @@
       </w:pPr>
       <w:r>
         <w:rPr>
+          <w:rtl/>
+          <w:cs/>
           <w:lang w:val="ar_AE" w:bidi="ar_AE"/>
         </w:rPr>
         <w:t>Aquifer Open Study Notes (Profiles)</w:t>
@@ -149,6 +181,8 @@
       </w:pPr>
       <w:r>
         <w:rPr>
+          <w:rtl/>
+          <w:cs/>
           <w:lang w:val="ar_AE" w:bidi="ar_AE"/>
         </w:rPr>
       </w:r>
@@ -160,12 +194,16 @@
       </w:pPr>
       <w:r>
         <w:rPr>
+          <w:rtl/>
+          <w:cs/>
           <w:lang w:val="ar_AE" w:bidi="ar_AE"/>
         </w:rPr>
         <w:t>ك</w:t>
       </w:r>
       <w:r>
         <w:rPr>
+          <w:rtl/>
+          <w:cs/>
           <w:lang w:val="ar_AE" w:bidi="ar_AE"/>
         </w:rPr>
       </w:r>
@@ -176,22 +214,30 @@
       </w:pPr>
       <w:r>
         <w:rPr>
-          <w:lang w:val="ar_AE" w:bidi="ar_AE"/>
-        </w:rPr>
-      </w:r>
-      <w:r>
-        <w:rPr>
+          <w:rtl/>
+          <w:cs/>
+          <w:lang w:val="ar_AE" w:bidi="ar_AE"/>
+        </w:rPr>
+      </w:r>
+      <w:r>
+        <w:rPr>
+          <w:rtl/>
+          <w:cs/>
           <w:lang w:val="ar_AE" w:bidi="ar_AE"/>
         </w:rPr>
         <w:t xml:space="preserve"> </w:t>
       </w:r>
       <w:r>
         <w:rPr>
-          <w:lang w:val="ar_AE" w:bidi="ar_AE"/>
-        </w:rPr>
-      </w:r>
-      <w:r>
-        <w:rPr>
+          <w:rtl/>
+          <w:cs/>
+          <w:lang w:val="ar_AE" w:bidi="ar_AE"/>
+        </w:rPr>
+      </w:r>
+      <w:r>
+        <w:rPr>
+          <w:rtl/>
+          <w:cs/>
           <w:lang w:val="ar_AE" w:bidi="ar_AE"/>
         </w:rPr>
       </w:r>
@@ -217,6 +263,8 @@
       </w:pPr>
       <w:r>
         <w:rPr>
+          <w:rtl/>
+          <w:cs/>
           <w:lang w:val="ar_AE" w:bidi="ar_AE"/>
         </w:rPr>
       </w:r>
@@ -228,12 +276,16 @@
       </w:pPr>
       <w:r>
         <w:rPr>
+          <w:rtl/>
+          <w:cs/>
           <w:lang w:val="ar_AE" w:bidi="ar_AE"/>
         </w:rPr>
         <w:t>كَالَب</w:t>
       </w:r>
       <w:r>
         <w:rPr>
+          <w:rtl/>
+          <w:cs/>
           <w:lang w:val="ar_AE" w:bidi="ar_AE"/>
         </w:rPr>
       </w:r>
@@ -244,23 +296,31 @@
       </w:pPr>
       <w:r>
         <w:rPr>
-          <w:lang w:val="ar_AE" w:bidi="ar_AE"/>
-        </w:rPr>
-      </w:r>
-      <w:r>
-        <w:rPr>
+          <w:rtl/>
+          <w:cs/>
+          <w:lang w:val="ar_AE" w:bidi="ar_AE"/>
+        </w:rPr>
+      </w:r>
+      <w:r>
+        <w:rPr>
+          <w:rtl/>
+          <w:cs/>
           <w:lang w:val="ar_AE" w:bidi="ar_AE"/>
         </w:rPr>
         <w:t xml:space="preserve">كالب يجسد النموذج الأمثل الذي يحتذى به في الإيمان بالله. </w:t>
       </w:r>
       <w:r>
         <w:rPr>
+          <w:rtl/>
+          <w:cs/>
           <w:lang w:val="ar_AE" w:bidi="ar_AE"/>
         </w:rPr>
         <w:t>كَالَب ابْن يَفُنَّة القَنِزِّيُّ</w:t>
       </w:r>
       <w:r>
         <w:rPr>
+          <w:rtl/>
+          <w:cs/>
           <w:lang w:val="ar_AE" w:bidi="ar_AE"/>
         </w:rPr>
         <w:t xml:space="preserve"> (</w:t>
@@ -268,6 +328,8 @@
       <w:hyperlink r:id="rId13">
         <w:r>
           <w:rPr>
+            <w:rtl/>
+            <w:cs/>
             <w:lang w:val="ar_AE" w:bidi="ar_AE"/>
           </w:rPr>
           <w:rPr>
@@ -279,12 +341,16 @@
       </w:hyperlink>
       <w:r>
         <w:rPr>
+          <w:rtl/>
+          <w:cs/>
           <w:lang w:val="ar_AE" w:bidi="ar_AE"/>
         </w:rPr>
         <w:t>؛</w:t>
       </w:r>
       <w:r>
         <w:rPr>
+          <w:rtl/>
+          <w:cs/>
           <w:lang w:val="ar_AE" w:bidi="ar_AE"/>
         </w:rPr>
         <w:t xml:space="preserve"> </w:t>
@@ -292,6 +358,8 @@
       <w:hyperlink r:id="rId14">
         <w:r>
           <w:rPr>
+            <w:rtl/>
+            <w:cs/>
             <w:lang w:val="ar_AE" w:bidi="ar_AE"/>
           </w:rPr>
           <w:rPr>
@@ -303,6 +371,8 @@
       </w:hyperlink>
       <w:r>
         <w:rPr>
+          <w:rtl/>
+          <w:cs/>
           <w:lang w:val="ar_AE" w:bidi="ar_AE"/>
         </w:rPr>
         <w:t xml:space="preserve">). عاش القَنِزِّيُّون في الجَنُوب (النّقب)، في المنطقة الصحراوية الجنوبية من كنعان (انظر </w:t>
@@ -310,6 +380,8 @@
       <w:hyperlink r:id="rId15">
         <w:r>
           <w:rPr>
+            <w:rtl/>
+            <w:cs/>
             <w:lang w:val="ar_AE" w:bidi="ar_AE"/>
           </w:rPr>
           <w:rPr>
@@ -321,6 +393,8 @@
       </w:hyperlink>
       <w:r>
         <w:rPr>
+          <w:rtl/>
+          <w:cs/>
           <w:lang w:val="ar_AE" w:bidi="ar_AE"/>
         </w:rPr>
         <w:t>). على الأرجح أن يَفُنَّة تزوج من سبط يهوذا في الجيل الذي سبق خروج بني إسرائيل من مصر.</w:t>
@@ -332,11 +406,15 @@
       </w:pPr>
       <w:r>
         <w:rPr>
-          <w:lang w:val="ar_AE" w:bidi="ar_AE"/>
-        </w:rPr>
-      </w:r>
-      <w:r>
-        <w:rPr>
+          <w:rtl/>
+          <w:cs/>
+          <w:lang w:val="ar_AE" w:bidi="ar_AE"/>
+        </w:rPr>
+      </w:r>
+      <w:r>
+        <w:rPr>
+          <w:rtl/>
+          <w:cs/>
           <w:lang w:val="ar_AE" w:bidi="ar_AE"/>
         </w:rPr>
         <w:t>ظهر كالب أول مرة واحدًا من الجواسيس الاثني عشر الذين أرسلهم موسى لاستكشاف أرض كنعان. عند عودة الاثنا عشر أقرّوا جميعهم بروعة الأرض وجمالها، لكن من بين الجواسيس الاثني عشر، شدد عشرة منهم على أن سكانها كانوا مرعبين (</w:t>
@@ -344,6 +422,8 @@
       <w:hyperlink r:id="rId16">
         <w:r>
           <w:rPr>
+            <w:rtl/>
+            <w:cs/>
             <w:lang w:val="ar_AE" w:bidi="ar_AE"/>
           </w:rPr>
           <w:rPr>
@@ -355,6 +435,8 @@
       </w:hyperlink>
       <w:r>
         <w:rPr>
+          <w:rtl/>
+          <w:cs/>
           <w:lang w:val="ar_AE" w:bidi="ar_AE"/>
         </w:rPr>
         <w:t>). ولم يثق أحد منهم أن الله سيعين إسرائيل على هزيمة الكنعانيين سوى يشوع وكالب (</w:t>
@@ -362,6 +444,8 @@
       <w:hyperlink r:id="rId17">
         <w:r>
           <w:rPr>
+            <w:rtl/>
+            <w:cs/>
             <w:lang w:val="ar_AE" w:bidi="ar_AE"/>
           </w:rPr>
           <w:rPr>
@@ -373,6 +457,8 @@
       </w:hyperlink>
       <w:r>
         <w:rPr>
+          <w:rtl/>
+          <w:cs/>
           <w:lang w:val="ar_AE" w:bidi="ar_AE"/>
         </w:rPr>
         <w:t>)، وقدّم كالب مشورة لبني إسرائيل بالصعود فورًا لامتلاك الأرض (</w:t>
@@ -380,6 +466,8 @@
       <w:hyperlink r:id="rId18">
         <w:r>
           <w:rPr>
+            <w:rtl/>
+            <w:cs/>
             <w:lang w:val="ar_AE" w:bidi="ar_AE"/>
           </w:rPr>
           <w:rPr>
@@ -391,6 +479,8 @@
       </w:hyperlink>
       <w:r>
         <w:rPr>
+          <w:rtl/>
+          <w:cs/>
           <w:lang w:val="ar_AE" w:bidi="ar_AE"/>
         </w:rPr>
         <w:t>).</w:t>
@@ -402,11 +492,15 @@
       </w:pPr>
       <w:r>
         <w:rPr>
-          <w:lang w:val="ar_AE" w:bidi="ar_AE"/>
-        </w:rPr>
-      </w:r>
-      <w:r>
-        <w:rPr>
+          <w:rtl/>
+          <w:cs/>
+          <w:lang w:val="ar_AE" w:bidi="ar_AE"/>
+        </w:rPr>
+      </w:r>
+      <w:r>
+        <w:rPr>
+          <w:rtl/>
+          <w:cs/>
           <w:lang w:val="ar_AE" w:bidi="ar_AE"/>
         </w:rPr>
         <w:t>أراد الشعب أن يرجم كالب ويشوع (</w:t>
@@ -414,6 +508,8 @@
       <w:hyperlink r:id="rId19">
         <w:r>
           <w:rPr>
+            <w:rtl/>
+            <w:cs/>
             <w:lang w:val="ar_AE" w:bidi="ar_AE"/>
           </w:rPr>
           <w:rPr>
@@ -425,6 +521,8 @@
       </w:hyperlink>
       <w:r>
         <w:rPr>
+          <w:rtl/>
+          <w:cs/>
           <w:lang w:val="ar_AE" w:bidi="ar_AE"/>
         </w:rPr>
         <w:t>). لكن الله حماهما وضرب الشعب بالوبأ (</w:t>
@@ -432,6 +530,8 @@
       <w:hyperlink r:id="rId20">
         <w:r>
           <w:rPr>
+            <w:rtl/>
+            <w:cs/>
             <w:lang w:val="ar_AE" w:bidi="ar_AE"/>
           </w:rPr>
           <w:rPr>
@@ -443,6 +543,8 @@
       </w:hyperlink>
       <w:r>
         <w:rPr>
+          <w:rtl/>
+          <w:cs/>
           <w:lang w:val="ar_AE" w:bidi="ar_AE"/>
         </w:rPr>
         <w:t xml:space="preserve">). في نهاية الأمر، كافأ الله كالب ويشوع من أجل أمانتهما: فمن بين جميع البالغين من الشعب الذين خرجوا من أرض مصر، لم يدخل إلى أرض الموعد سواهما. </w:t>
@@ -454,11 +556,15 @@
       </w:pPr>
       <w:r>
         <w:rPr>
-          <w:lang w:val="ar_AE" w:bidi="ar_AE"/>
-        </w:rPr>
-      </w:r>
-      <w:r>
-        <w:rPr>
+          <w:rtl/>
+          <w:cs/>
+          <w:lang w:val="ar_AE" w:bidi="ar_AE"/>
+        </w:rPr>
+      </w:r>
+      <w:r>
+        <w:rPr>
+          <w:rtl/>
+          <w:cs/>
           <w:lang w:val="ar_AE" w:bidi="ar_AE"/>
         </w:rPr>
         <w:t>بعد سنوات كثيرة في البرية وخوض معارك كثيرة، أخذ كالب ميراثه في الأرض (</w:t>
@@ -466,6 +572,8 @@
       <w:hyperlink r:id="rId21">
         <w:r>
           <w:rPr>
+            <w:rtl/>
+            <w:cs/>
             <w:lang w:val="ar_AE" w:bidi="ar_AE"/>
           </w:rPr>
           <w:rPr>
@@ -477,6 +585,8 @@
       </w:hyperlink>
       <w:r>
         <w:rPr>
+          <w:rtl/>
+          <w:cs/>
           <w:lang w:val="ar_AE" w:bidi="ar_AE"/>
         </w:rPr>
         <w:t>). وظل إيمان كالب قويًا على مدى خمسة وأربعين عامًا. إن قصته تجسد عظم شخصيته، ورسوخ إيمانه في الله. ومع أنّ كالب كان يبلغ من العمر خمسة وثمانين عامًا، فإنه كان لا يزال قويًا ومقتدرًا في القتال. امتلك كالب أرض حبرون بطرده للعمالقة العناقيين الذين أرعبوا الجواسيس في وقت سابق (</w:t>
@@ -484,6 +594,8 @@
       <w:hyperlink r:id="rId22">
         <w:r>
           <w:rPr>
+            <w:rtl/>
+            <w:cs/>
             <w:lang w:val="ar_AE" w:bidi="ar_AE"/>
           </w:rPr>
           <w:rPr>
@@ -495,12 +607,16 @@
       </w:hyperlink>
       <w:r>
         <w:rPr>
+          <w:rtl/>
+          <w:cs/>
           <w:lang w:val="ar_AE" w:bidi="ar_AE"/>
         </w:rPr>
         <w:t>؛</w:t>
       </w:r>
       <w:r>
         <w:rPr>
+          <w:rtl/>
+          <w:cs/>
           <w:lang w:val="ar_AE" w:bidi="ar_AE"/>
         </w:rPr>
         <w:t xml:space="preserve"> انظر </w:t>
@@ -508,6 +624,8 @@
       <w:hyperlink r:id="rId23">
         <w:r>
           <w:rPr>
+            <w:rtl/>
+            <w:cs/>
             <w:lang w:val="ar_AE" w:bidi="ar_AE"/>
           </w:rPr>
           <w:rPr>
@@ -519,6 +637,8 @@
       </w:hyperlink>
       <w:r>
         <w:rPr>
+          <w:rtl/>
+          <w:cs/>
           <w:lang w:val="ar_AE" w:bidi="ar_AE"/>
         </w:rPr>
         <w:t xml:space="preserve"> </w:t>
@@ -526,6 +646,8 @@
       <w:hyperlink r:id="rId24">
         <w:r>
           <w:rPr>
+            <w:rtl/>
+            <w:cs/>
             <w:lang w:val="ar_AE" w:bidi="ar_AE"/>
           </w:rPr>
           <w:rPr>
@@ -537,6 +659,8 @@
       </w:hyperlink>
       <w:r>
         <w:rPr>
+          <w:rtl/>
+          <w:cs/>
           <w:lang w:val="ar_AE" w:bidi="ar_AE"/>
         </w:rPr>
         <w:t>).</w:t>
@@ -548,11 +672,15 @@
       </w:pPr>
       <w:r>
         <w:rPr>
-          <w:lang w:val="ar_AE" w:bidi="ar_AE"/>
-        </w:rPr>
-      </w:r>
-      <w:r>
-        <w:rPr>
+          <w:rtl/>
+          <w:cs/>
+          <w:lang w:val="ar_AE" w:bidi="ar_AE"/>
+        </w:rPr>
+      </w:r>
+      <w:r>
+        <w:rPr>
+          <w:rtl/>
+          <w:cs/>
           <w:lang w:val="ar_AE" w:bidi="ar_AE"/>
         </w:rPr>
         <w:t>عاش كالب في مدينة حبرون، التي كانت تبعد حوالي عشرين ميلًا جَنُوب أورشليم. كانت هذه المدينة قريبة من مكان إقامة شعب القَنِزِّيّين. صارت حبرون فيمَا بعد مدينة مميزة إذ أقام اللاويون (الكهنة) فيها، كما صارت واحدة من مدن الملجأ. (</w:t>
@@ -560,6 +688,8 @@
       <w:hyperlink r:id="rId25">
         <w:r>
           <w:rPr>
+            <w:rtl/>
+            <w:cs/>
             <w:lang w:val="ar_AE" w:bidi="ar_AE"/>
           </w:rPr>
           <w:rPr>
@@ -571,12 +701,16 @@
       </w:hyperlink>
       <w:r>
         <w:rPr>
+          <w:rtl/>
+          <w:cs/>
           <w:lang w:val="ar_AE" w:bidi="ar_AE"/>
         </w:rPr>
         <w:t>؛</w:t>
       </w:r>
       <w:r>
         <w:rPr>
+          <w:rtl/>
+          <w:cs/>
           <w:lang w:val="ar_AE" w:bidi="ar_AE"/>
         </w:rPr>
         <w:t xml:space="preserve"> </w:t>
@@ -584,6 +718,8 @@
       <w:hyperlink r:id="rId26">
         <w:r>
           <w:rPr>
+            <w:rtl/>
+            <w:cs/>
             <w:lang w:val="ar_AE" w:bidi="ar_AE"/>
           </w:rPr>
           <w:rPr>
@@ -595,6 +731,8 @@
       </w:hyperlink>
       <w:r>
         <w:rPr>
+          <w:rtl/>
+          <w:cs/>
           <w:lang w:val="ar_AE" w:bidi="ar_AE"/>
         </w:rPr>
         <w:t>).</w:t>
@@ -606,23 +744,31 @@
       </w:pPr>
       <w:r>
         <w:rPr>
-          <w:lang w:val="ar_AE" w:bidi="ar_AE"/>
-        </w:rPr>
-      </w:r>
-      <w:r>
-        <w:rPr>
+          <w:rtl/>
+          <w:cs/>
+          <w:lang w:val="ar_AE" w:bidi="ar_AE"/>
+        </w:rPr>
+      </w:r>
+      <w:r>
+        <w:rPr>
+          <w:rtl/>
+          <w:cs/>
           <w:lang w:val="ar_AE" w:bidi="ar_AE"/>
         </w:rPr>
         <w:t xml:space="preserve">رغم العراقيل الخطيرة وثق كالب في وعد الله بأن يعيش بنو إسرائيل في أرض كنعان. كان متأهبًا بِكُلِّ ما لديه من قُوَّة لأخذ وامتلاك الأرض التي عيّنها يشوع. إن إيمان كالب القوي بوعود الله </w:t>
       </w:r>
       <w:r>
         <w:rPr>
+          <w:rtl/>
+          <w:cs/>
           <w:lang w:val="ar_AE" w:bidi="ar_AE"/>
         </w:rPr>
         <w:t>جعله يحظى باحترام</w:t>
       </w:r>
       <w:r>
         <w:rPr>
+          <w:rtl/>
+          <w:cs/>
           <w:lang w:val="ar_AE" w:bidi="ar_AE"/>
         </w:rPr>
         <w:t xml:space="preserve"> وتقدير المؤمنين. حتى عندما كان الأعداء يفوقون كالب في العدد، وضع ثقته في الله، واتكل عليه بكل قلبه، فأجزل الله له من المكافآت.</w:t>
@@ -634,12 +780,16 @@
       </w:pPr>
       <w:r>
         <w:rPr>
+          <w:rtl/>
+          <w:cs/>
           <w:lang w:val="ar_AE" w:bidi="ar_AE"/>
         </w:rPr>
       </w:r>
       <w:r>
         <w:rPr>
           <w:u w:val="single"/>
+          <w:rtl/>
+          <w:cs/>
           <w:lang w:val="ar_AE" w:bidi="ar_AE"/>
         </w:rPr>
         <w:t>مقاطع كتابية لدراسة أعمق</w:t>
@@ -651,12 +801,16 @@
       </w:pPr>
       <w:r>
         <w:rPr>
+          <w:rtl/>
+          <w:cs/>
           <w:lang w:val="ar_AE" w:bidi="ar_AE"/>
         </w:rPr>
       </w:r>
       <w:hyperlink r:id="rId27">
         <w:r>
           <w:rPr>
+            <w:rtl/>
+            <w:cs/>
             <w:lang w:val="ar_AE" w:bidi="ar_AE"/>
           </w:rPr>
           <w:rPr>
@@ -668,12 +822,16 @@
       </w:hyperlink>
       <w:r>
         <w:rPr>
+          <w:rtl/>
+          <w:cs/>
           <w:lang w:val="ar_AE" w:bidi="ar_AE"/>
         </w:rPr>
         <w:t>؛</w:t>
       </w:r>
       <w:r>
         <w:rPr>
+          <w:rtl/>
+          <w:cs/>
           <w:lang w:val="ar_AE" w:bidi="ar_AE"/>
         </w:rPr>
         <w:t xml:space="preserve"> </w:t>
@@ -681,6 +839,8 @@
       <w:hyperlink r:id="rId28">
         <w:r>
           <w:rPr>
+            <w:rtl/>
+            <w:cs/>
             <w:lang w:val="ar_AE" w:bidi="ar_AE"/>
           </w:rPr>
           <w:rPr>
@@ -692,12 +852,16 @@
       </w:hyperlink>
       <w:r>
         <w:rPr>
+          <w:rtl/>
+          <w:cs/>
           <w:lang w:val="ar_AE" w:bidi="ar_AE"/>
         </w:rPr>
         <w:t>؛</w:t>
       </w:r>
       <w:r>
         <w:rPr>
+          <w:rtl/>
+          <w:cs/>
           <w:lang w:val="ar_AE" w:bidi="ar_AE"/>
         </w:rPr>
         <w:t xml:space="preserve"> </w:t>
@@ -705,6 +869,8 @@
       <w:hyperlink r:id="rId14">
         <w:r>
           <w:rPr>
+            <w:rtl/>
+            <w:cs/>
             <w:lang w:val="ar_AE" w:bidi="ar_AE"/>
           </w:rPr>
           <w:rPr>
@@ -716,12 +882,16 @@
       </w:hyperlink>
       <w:r>
         <w:rPr>
+          <w:rtl/>
+          <w:cs/>
           <w:lang w:val="ar_AE" w:bidi="ar_AE"/>
         </w:rPr>
         <w:t>؛</w:t>
       </w:r>
       <w:r>
         <w:rPr>
+          <w:rtl/>
+          <w:cs/>
           <w:lang w:val="ar_AE" w:bidi="ar_AE"/>
         </w:rPr>
         <w:t xml:space="preserve"> </w:t>
@@ -729,6 +899,8 @@
       <w:hyperlink r:id="rId29">
         <w:r>
           <w:rPr>
+            <w:rtl/>
+            <w:cs/>
             <w:lang w:val="ar_AE" w:bidi="ar_AE"/>
           </w:rPr>
           <w:rPr>
@@ -740,12 +912,16 @@
       </w:hyperlink>
       <w:r>
         <w:rPr>
+          <w:rtl/>
+          <w:cs/>
           <w:lang w:val="ar_AE" w:bidi="ar_AE"/>
         </w:rPr>
         <w:t>؛</w:t>
       </w:r>
       <w:r>
         <w:rPr>
+          <w:rtl/>
+          <w:cs/>
           <w:lang w:val="ar_AE" w:bidi="ar_AE"/>
         </w:rPr>
         <w:t xml:space="preserve"> </w:t>
@@ -753,6 +929,8 @@
       <w:hyperlink r:id="rId30">
         <w:r>
           <w:rPr>
+            <w:rtl/>
+            <w:cs/>
             <w:lang w:val="ar_AE" w:bidi="ar_AE"/>
           </w:rPr>
           <w:rPr>
@@ -764,12 +942,16 @@
       </w:hyperlink>
       <w:r>
         <w:rPr>
+          <w:rtl/>
+          <w:cs/>
           <w:lang w:val="ar_AE" w:bidi="ar_AE"/>
         </w:rPr>
         <w:t>؛</w:t>
       </w:r>
       <w:r>
         <w:rPr>
+          <w:rtl/>
+          <w:cs/>
           <w:lang w:val="ar_AE" w:bidi="ar_AE"/>
         </w:rPr>
         <w:t xml:space="preserve"> </w:t>
@@ -777,6 +959,8 @@
       <w:hyperlink r:id="rId21">
         <w:r>
           <w:rPr>
+            <w:rtl/>
+            <w:cs/>
             <w:lang w:val="ar_AE" w:bidi="ar_AE"/>
           </w:rPr>
           <w:rPr>
@@ -788,12 +972,16 @@
       </w:hyperlink>
       <w:r>
         <w:rPr>
+          <w:rtl/>
+          <w:cs/>
           <w:lang w:val="ar_AE" w:bidi="ar_AE"/>
         </w:rPr>
         <w:t>؛</w:t>
       </w:r>
       <w:r>
         <w:rPr>
+          <w:rtl/>
+          <w:cs/>
           <w:lang w:val="ar_AE" w:bidi="ar_AE"/>
         </w:rPr>
         <w:t xml:space="preserve"> </w:t>
@@ -801,6 +989,8 @@
       <w:hyperlink r:id="rId31">
         <w:r>
           <w:rPr>
+            <w:rtl/>
+            <w:cs/>
             <w:lang w:val="ar_AE" w:bidi="ar_AE"/>
           </w:rPr>
           <w:rPr>
@@ -812,12 +1002,16 @@
       </w:hyperlink>
       <w:r>
         <w:rPr>
+          <w:rtl/>
+          <w:cs/>
           <w:lang w:val="ar_AE" w:bidi="ar_AE"/>
         </w:rPr>
         <w:t>؛</w:t>
       </w:r>
       <w:r>
         <w:rPr>
+          <w:rtl/>
+          <w:cs/>
           <w:lang w:val="ar_AE" w:bidi="ar_AE"/>
         </w:rPr>
         <w:t xml:space="preserve"> </w:t>
@@ -825,6 +1019,8 @@
       <w:hyperlink r:id="rId32">
         <w:r>
           <w:rPr>
+            <w:rtl/>
+            <w:cs/>
             <w:lang w:val="ar_AE" w:bidi="ar_AE"/>
           </w:rPr>
           <w:rPr>
@@ -836,6 +1032,8 @@
       </w:hyperlink>
       <w:r>
         <w:rPr>
+          <w:rtl/>
+          <w:cs/>
           <w:lang w:val="ar_AE" w:bidi="ar_AE"/>
         </w:rPr>
         <w:t xml:space="preserve"> </w:t>
@@ -843,6 +1041,8 @@
       <w:hyperlink r:id="rId33">
         <w:r>
           <w:rPr>
+            <w:rtl/>
+            <w:cs/>
             <w:lang w:val="ar_AE" w:bidi="ar_AE"/>
           </w:rPr>
           <w:rPr>
@@ -854,12 +1054,16 @@
       </w:hyperlink>
       <w:r>
         <w:rPr>
+          <w:rtl/>
+          <w:cs/>
           <w:lang w:val="ar_AE" w:bidi="ar_AE"/>
         </w:rPr>
         <w:t>؛</w:t>
       </w:r>
       <w:r>
         <w:rPr>
+          <w:rtl/>
+          <w:cs/>
           <w:lang w:val="ar_AE" w:bidi="ar_AE"/>
         </w:rPr>
         <w:t xml:space="preserve"> </w:t>
@@ -867,6 +1071,8 @@
       <w:hyperlink r:id="rId34">
         <w:r>
           <w:rPr>
+            <w:rtl/>
+            <w:cs/>
             <w:lang w:val="ar_AE" w:bidi="ar_AE"/>
           </w:rPr>
           <w:rPr>
@@ -878,17 +1084,23 @@
       </w:hyperlink>
       <w:r>
         <w:rPr>
+          <w:rtl/>
+          <w:cs/>
           <w:lang w:val="ar_AE" w:bidi="ar_AE"/>
         </w:rPr>
         <w:t>.</w:t>
       </w:r>
       <w:r>
         <w:rPr>
-          <w:lang w:val="ar_AE" w:bidi="ar_AE"/>
-        </w:rPr>
-      </w:r>
-      <w:r>
-        <w:rPr>
+          <w:rtl/>
+          <w:cs/>
+          <w:lang w:val="ar_AE" w:bidi="ar_AE"/>
+        </w:rPr>
+      </w:r>
+      <w:r>
+        <w:rPr>
+          <w:rtl/>
+          <w:cs/>
           <w:lang w:val="ar_AE" w:bidi="ar_AE"/>
         </w:rPr>
       </w:r>
@@ -899,6 +1111,8 @@
       </w:pPr>
       <w:r>
         <w:rPr>
+          <w:rtl/>
+          <w:cs/>
           <w:lang w:val="ar_AE" w:bidi="ar_AE"/>
         </w:rPr>
       </w:r>
@@ -910,12 +1124,16 @@
       </w:pPr>
       <w:r>
         <w:rPr>
+          <w:rtl/>
+          <w:cs/>
           <w:lang w:val="ar_AE" w:bidi="ar_AE"/>
         </w:rPr>
         <w:t>كنيسة رومية</w:t>
       </w:r>
       <w:r>
         <w:rPr>
+          <w:rtl/>
+          <w:cs/>
           <w:lang w:val="ar_AE" w:bidi="ar_AE"/>
         </w:rPr>
       </w:r>
@@ -926,11 +1144,15 @@
       </w:pPr>
       <w:r>
         <w:rPr>
-          <w:lang w:val="ar_AE" w:bidi="ar_AE"/>
-        </w:rPr>
-      </w:r>
-      <w:r>
-        <w:rPr>
+          <w:rtl/>
+          <w:cs/>
+          <w:lang w:val="ar_AE" w:bidi="ar_AE"/>
+        </w:rPr>
+      </w:r>
+      <w:r>
+        <w:rPr>
+          <w:rtl/>
+          <w:cs/>
           <w:lang w:val="ar_AE" w:bidi="ar_AE"/>
         </w:rPr>
         <w:t xml:space="preserve"> لا تتضح التفصيلات الدقيقة عن بَدْء الكنيسة في رومَا. اتسمت روما بتعداد سكاني كبير من اليهود، وكان بعض اليهود من روما من بين الحاضرين في أورشليم في أثناء عيد العنصرة (الخمسين) عندما بدأت الكنيسة (</w:t>
@@ -938,6 +1160,8 @@
       <w:hyperlink r:id="rId35">
         <w:r>
           <w:rPr>
+            <w:rtl/>
+            <w:cs/>
             <w:lang w:val="ar_AE" w:bidi="ar_AE"/>
           </w:rPr>
           <w:rPr>
@@ -949,6 +1173,8 @@
       </w:hyperlink>
       <w:r>
         <w:rPr>
+          <w:rtl/>
+          <w:cs/>
           <w:lang w:val="ar_AE" w:bidi="ar_AE"/>
         </w:rPr>
         <w:t>). على الأرجح صار بعض هؤلاء اليهود مسيحيين، ونشروا رسالة يسوع في رومَا. وقد أثمر هذا عن تشكيل مجتمع مسيحي داخل المجامع الرومانية.</w:t>
@@ -960,11 +1186,15 @@
       </w:pPr>
       <w:r>
         <w:rPr>
-          <w:lang w:val="ar_AE" w:bidi="ar_AE"/>
-        </w:rPr>
-      </w:r>
-      <w:r>
-        <w:rPr>
+          <w:rtl/>
+          <w:cs/>
+          <w:lang w:val="ar_AE" w:bidi="ar_AE"/>
+        </w:rPr>
+      </w:r>
+      <w:r>
+        <w:rPr>
+          <w:rtl/>
+          <w:cs/>
           <w:lang w:val="ar_AE" w:bidi="ar_AE"/>
         </w:rPr>
         <w:t>ثمة شك في أن بطرس قد أسس كنيسة رومية أو أنه كان في روما حين كتب بولس إلى مسيحي روما حوالي عام 57 ميلادي. ولو كان بطرس فعلًا في رومَا، لذكره بولس في رسالته إلى رومَا. لذلك، كتب بولس هذه الرسالة لضمان أن كنيسة رومية قد وصلتها رسالة من أحد الرُسل لإرشادها في طريق الإيمان. فلم يكتب بولس إلى الكنائس في يهوذا، التي أسسها رسل آخرون. لكنه كتب بالأحرى إلى الكنائس التي أسسها في كورنثوس وغلاطية مثلًا، أو إلى تلك التي تفتقر إلى الإرشاد والتوجيه الرسولي المباشر، مثل كنائس كولوسي وروما.</w:t>
@@ -976,11 +1206,15 @@
       </w:pPr>
       <w:r>
         <w:rPr>
-          <w:lang w:val="ar_AE" w:bidi="ar_AE"/>
-        </w:rPr>
-      </w:r>
-      <w:r>
-        <w:rPr>
+          <w:rtl/>
+          <w:cs/>
+          <w:lang w:val="ar_AE" w:bidi="ar_AE"/>
+        </w:rPr>
+      </w:r>
+      <w:r>
+        <w:rPr>
+          <w:rtl/>
+          <w:cs/>
           <w:lang w:val="ar_AE" w:bidi="ar_AE"/>
         </w:rPr>
         <w:t>في النهاية، ربّما أجبر اليهود غير المسيحيين في رومَا اليهود المسيحيين على مغادرة المجامع، كما حدث في أماكن أخرى. بحلول الوقت الذي فيه كتب بولس إلى كنيسة روما، كانوا يجتمعون في كنائس بيتية منفصلة في بيوت خاصة (</w:t>
@@ -988,6 +1222,8 @@
       <w:hyperlink r:id="rId36">
         <w:r>
           <w:rPr>
+            <w:rtl/>
+            <w:cs/>
             <w:lang w:val="ar_AE" w:bidi="ar_AE"/>
           </w:rPr>
           <w:rPr>
@@ -999,6 +1235,8 @@
       </w:hyperlink>
       <w:r>
         <w:rPr>
+          <w:rtl/>
+          <w:cs/>
           <w:lang w:val="ar_AE" w:bidi="ar_AE"/>
         </w:rPr>
         <w:t xml:space="preserve">، </w:t>
@@ -1006,6 +1244,8 @@
       <w:hyperlink r:id="rId37">
         <w:r>
           <w:rPr>
+            <w:rtl/>
+            <w:cs/>
             <w:lang w:val="ar_AE" w:bidi="ar_AE"/>
           </w:rPr>
           <w:rPr>
@@ -1017,6 +1257,8 @@
       </w:hyperlink>
       <w:r>
         <w:rPr>
+          <w:rtl/>
+          <w:cs/>
           <w:lang w:val="ar_AE" w:bidi="ar_AE"/>
         </w:rPr>
         <w:t xml:space="preserve">، </w:t>
@@ -1024,6 +1266,8 @@
       <w:hyperlink r:id="rId38">
         <w:r>
           <w:rPr>
+            <w:rtl/>
+            <w:cs/>
             <w:lang w:val="ar_AE" w:bidi="ar_AE"/>
           </w:rPr>
           <w:rPr>
@@ -1035,6 +1279,8 @@
       </w:hyperlink>
       <w:r>
         <w:rPr>
+          <w:rtl/>
+          <w:cs/>
           <w:lang w:val="ar_AE" w:bidi="ar_AE"/>
         </w:rPr>
         <w:t>). لم تكن هناك مبانٍ مركزية، وليس واضحًا ما إذا كان جميع المؤمنين في رومَا كانوا يجتمعون معًا.</w:t>
@@ -1046,11 +1292,15 @@
       </w:pPr>
       <w:r>
         <w:rPr>
-          <w:lang w:val="ar_AE" w:bidi="ar_AE"/>
-        </w:rPr>
-      </w:r>
-      <w:r>
-        <w:rPr>
+          <w:rtl/>
+          <w:cs/>
+          <w:lang w:val="ar_AE" w:bidi="ar_AE"/>
+        </w:rPr>
+      </w:r>
+      <w:r>
+        <w:rPr>
+          <w:rtl/>
+          <w:cs/>
           <w:lang w:val="ar_AE" w:bidi="ar_AE"/>
         </w:rPr>
         <w:t>عندما طرد كلوديوس اليهود من روما حوالي عام 49 ميلادي، اضطر المسيحيون اليهود أمثال بريسكيلا وأكيلا أيضًا للمغادرة (</w:t>
@@ -1058,6 +1308,8 @@
       <w:hyperlink r:id="rId39">
         <w:r>
           <w:rPr>
+            <w:rtl/>
+            <w:cs/>
             <w:lang w:val="ar_AE" w:bidi="ar_AE"/>
           </w:rPr>
           <w:rPr>
@@ -1069,6 +1321,8 @@
       </w:hyperlink>
       <w:r>
         <w:rPr>
+          <w:rtl/>
+          <w:cs/>
           <w:lang w:val="ar_AE" w:bidi="ar_AE"/>
         </w:rPr>
         <w:t>). في غياب اليهود، ربما تكون كنيسة رومية قد انضم إليها أناس أكثر من الأمم. وحين عاد اليهود، على الأرجح بعد وقت قصير من وفاة كلوديوس في عام 54 ميلادي، أثيرت بعض الأسئلة وربما نشبت بعض الصراعات بين المسيحيين اليهود والأمم. وربما كتب بولس رسالة رومية لمعالجة هذه القضايا بين المجموعة المختلطة من اليهود والأمم الذين يعبدون المسيح في نفس المدينة.</w:t>
@@ -1080,11 +1334,15 @@
       </w:pPr>
       <w:r>
         <w:rPr>
-          <w:lang w:val="ar_AE" w:bidi="ar_AE"/>
-        </w:rPr>
-      </w:r>
-      <w:r>
-        <w:rPr>
+          <w:rtl/>
+          <w:cs/>
+          <w:lang w:val="ar_AE" w:bidi="ar_AE"/>
+        </w:rPr>
+      </w:r>
+      <w:r>
+        <w:rPr>
+          <w:rtl/>
+          <w:cs/>
           <w:lang w:val="ar_AE" w:bidi="ar_AE"/>
         </w:rPr>
         <w:t xml:space="preserve">كما هو موضح في </w:t>
@@ -1092,6 +1350,8 @@
       <w:hyperlink r:id="rId40">
         <w:r>
           <w:rPr>
+            <w:rtl/>
+            <w:cs/>
             <w:lang w:val="ar_AE" w:bidi="ar_AE"/>
           </w:rPr>
           <w:rPr>
@@ -1103,6 +1363,8 @@
       </w:hyperlink>
       <w:r>
         <w:rPr>
+          <w:rtl/>
+          <w:cs/>
           <w:lang w:val="ar_AE" w:bidi="ar_AE"/>
         </w:rPr>
         <w:t>، كان لدى بولس فعلًا أصدقاء كثيرين في كنيسة رومية. في ربيع عام 60 ميلادي، بعد حوالي عامين من كتابة رسالة رومية، أتيحت لبولس الفرصة للذهاب إلى رومَا—وهي رغبة عبر عنها مرارًا وتكرارًا (</w:t>
@@ -1110,6 +1372,8 @@
       <w:hyperlink r:id="rId41">
         <w:r>
           <w:rPr>
+            <w:rtl/>
+            <w:cs/>
             <w:lang w:val="ar_AE" w:bidi="ar_AE"/>
           </w:rPr>
           <w:rPr>
@@ -1121,6 +1385,8 @@
       </w:hyperlink>
       <w:r>
         <w:rPr>
+          <w:rtl/>
+          <w:cs/>
           <w:lang w:val="ar_AE" w:bidi="ar_AE"/>
         </w:rPr>
         <w:t xml:space="preserve">؛ </w:t>
@@ -1128,6 +1394,8 @@
       <w:hyperlink r:id="rId42">
         <w:r>
           <w:rPr>
+            <w:rtl/>
+            <w:cs/>
             <w:lang w:val="ar_AE" w:bidi="ar_AE"/>
           </w:rPr>
           <w:rPr>
@@ -1139,18 +1407,24 @@
       </w:hyperlink>
       <w:r>
         <w:rPr>
+          <w:rtl/>
+          <w:cs/>
           <w:lang w:val="ar_AE" w:bidi="ar_AE"/>
         </w:rPr>
         <w:t>). مكث بولس في رومَا مدة عامين، وكان يعيش في بيت السجن إذ كان تحت حراسة الجنود الرومان وينتظر محاكمته الأولى أمام نيرون. في هذا الوقت، كان بولس “</w:t>
       </w:r>
       <w:r>
         <w:rPr>
+          <w:rtl/>
+          <w:cs/>
           <w:lang w:val="ar_AE" w:bidi="ar_AE"/>
         </w:rPr>
         <w:t>كَارِزًا بِمَلَكُوتِ ٱللهِ، وَمُعَلِّمًا بِأَمْرِ ٱلرَّبِّ يَسُوعَ ٱلْمَسِيحِ بِكُلِّ مُجَاهَرَةٍ، بِلَا مَانِعٍ</w:t>
       </w:r>
       <w:r>
         <w:rPr>
+          <w:rtl/>
+          <w:cs/>
           <w:lang w:val="ar_AE" w:bidi="ar_AE"/>
         </w:rPr>
         <w:t>” (</w:t>
@@ -1158,6 +1432,8 @@
       <w:hyperlink r:id="rId43">
         <w:r>
           <w:rPr>
+            <w:rtl/>
+            <w:cs/>
             <w:lang w:val="ar_AE" w:bidi="ar_AE"/>
           </w:rPr>
           <w:rPr>
@@ -1169,6 +1445,8 @@
       </w:hyperlink>
       <w:r>
         <w:rPr>
+          <w:rtl/>
+          <w:cs/>
           <w:lang w:val="ar_AE" w:bidi="ar_AE"/>
         </w:rPr>
         <w:t>).</w:t>
@@ -1180,12 +1458,16 @@
       </w:pPr>
       <w:r>
         <w:rPr>
+          <w:rtl/>
+          <w:cs/>
           <w:lang w:val="ar_AE" w:bidi="ar_AE"/>
         </w:rPr>
       </w:r>
       <w:r>
         <w:rPr>
           <w:u w:val="single"/>
+          <w:rtl/>
+          <w:cs/>
           <w:lang w:val="ar_AE" w:bidi="ar_AE"/>
         </w:rPr>
         <w:t>مقاطع كتابية لدراسة أعمق</w:t>
@@ -1197,12 +1479,16 @@
       </w:pPr>
       <w:r>
         <w:rPr>
+          <w:rtl/>
+          <w:cs/>
           <w:lang w:val="ar_AE" w:bidi="ar_AE"/>
         </w:rPr>
       </w:r>
       <w:hyperlink r:id="rId44">
         <w:r>
           <w:rPr>
+            <w:rtl/>
+            <w:cs/>
             <w:lang w:val="ar_AE" w:bidi="ar_AE"/>
           </w:rPr>
           <w:rPr>
@@ -1214,6 +1500,8 @@
       </w:hyperlink>
       <w:r>
         <w:rPr>
+          <w:rtl/>
+          <w:cs/>
           <w:lang w:val="ar_AE" w:bidi="ar_AE"/>
         </w:rPr>
         <w:t xml:space="preserve">؛ </w:t>
@@ -1221,6 +1509,8 @@
       <w:hyperlink r:id="rId42">
         <w:r>
           <w:rPr>
+            <w:rtl/>
+            <w:cs/>
             <w:lang w:val="ar_AE" w:bidi="ar_AE"/>
           </w:rPr>
           <w:rPr>
@@ -1232,6 +1522,8 @@
       </w:hyperlink>
       <w:r>
         <w:rPr>
+          <w:rtl/>
+          <w:cs/>
           <w:lang w:val="ar_AE" w:bidi="ar_AE"/>
         </w:rPr>
         <w:t xml:space="preserve">؛ </w:t>
@@ -1239,6 +1531,8 @@
       <w:hyperlink r:id="rId45">
         <w:r>
           <w:rPr>
+            <w:rtl/>
+            <w:cs/>
             <w:lang w:val="ar_AE" w:bidi="ar_AE"/>
           </w:rPr>
           <w:rPr>
@@ -1250,17 +1544,23 @@
       </w:hyperlink>
       <w:r>
         <w:rPr>
+          <w:rtl/>
+          <w:cs/>
           <w:lang w:val="ar_AE" w:bidi="ar_AE"/>
         </w:rPr>
         <w:t>.</w:t>
       </w:r>
       <w:r>
         <w:rPr>
-          <w:lang w:val="ar_AE" w:bidi="ar_AE"/>
-        </w:rPr>
-      </w:r>
-      <w:r>
-        <w:rPr>
+          <w:rtl/>
+          <w:cs/>
+          <w:lang w:val="ar_AE" w:bidi="ar_AE"/>
+        </w:rPr>
+      </w:r>
+      <w:r>
+        <w:rPr>
+          <w:rtl/>
+          <w:cs/>
           <w:lang w:val="ar_AE" w:bidi="ar_AE"/>
         </w:rPr>
       </w:r>
@@ -1271,6 +1571,8 @@
       </w:pPr>
       <w:r>
         <w:rPr>
+          <w:rtl/>
+          <w:cs/>
           <w:lang w:val="ar_AE" w:bidi="ar_AE"/>
         </w:rPr>
       </w:r>
@@ -1282,12 +1584,16 @@
       </w:pPr>
       <w:r>
         <w:rPr>
+          <w:rtl/>
+          <w:cs/>
           <w:lang w:val="ar_AE" w:bidi="ar_AE"/>
         </w:rPr>
         <w:t>كُورَش الثاني</w:t>
       </w:r>
       <w:r>
         <w:rPr>
+          <w:rtl/>
+          <w:cs/>
           <w:lang w:val="ar_AE" w:bidi="ar_AE"/>
         </w:rPr>
       </w:r>
@@ -1298,35 +1604,47 @@
       </w:pPr>
       <w:r>
         <w:rPr>
-          <w:lang w:val="ar_AE" w:bidi="ar_AE"/>
-        </w:rPr>
-      </w:r>
-      <w:r>
-        <w:rPr>
+          <w:rtl/>
+          <w:cs/>
+          <w:lang w:val="ar_AE" w:bidi="ar_AE"/>
+        </w:rPr>
+      </w:r>
+      <w:r>
+        <w:rPr>
+          <w:rtl/>
+          <w:cs/>
           <w:lang w:val="ar_AE" w:bidi="ar_AE"/>
         </w:rPr>
         <w:t xml:space="preserve">أسس كورش الثاني، ملك فارس من 559 إلى 530 قبل الميلاد، الإمبراطورية الفارسية. كان أبوه ملك فارس، وهي أمة صغيرة تحت سيطرة الميديين، وكانت أمه ابنة ملك الميديين. في عام 549 قبل الميلاد، غزا كورش الميديين ووحد الأمتين معًا. ثم غزا ليديا في آسيا الصغرى في عام 547 قبل الميلاد. </w:t>
       </w:r>
       <w:r>
         <w:rPr>
+          <w:rtl/>
+          <w:cs/>
           <w:lang w:val="ar_AE" w:bidi="ar_AE"/>
         </w:rPr>
         <w:t xml:space="preserve">ثم </w:t>
       </w:r>
       <w:r>
         <w:rPr>
+          <w:rtl/>
+          <w:cs/>
           <w:lang w:val="ar_AE" w:bidi="ar_AE"/>
         </w:rPr>
         <w:t xml:space="preserve">انعطف شرقًا، فأضاف إلى الإمبراطورية الفارسية </w:t>
       </w:r>
       <w:r>
         <w:rPr>
+          <w:rtl/>
+          <w:cs/>
           <w:lang w:val="ar_AE" w:bidi="ar_AE"/>
         </w:rPr>
         <w:t xml:space="preserve">فرثية </w:t>
       </w:r>
       <w:r>
         <w:rPr>
+          <w:rtl/>
+          <w:cs/>
           <w:lang w:val="ar_AE" w:bidi="ar_AE"/>
         </w:rPr>
         <w:t xml:space="preserve">وجزءًا من الهند. وأخيرًا، في 29 أكتوبر 539 قبل الميلاد، غزا كورش بابل وضمّها إلى إمبراطوريته (انظر </w:t>
@@ -1334,6 +1652,8 @@
       <w:hyperlink r:id="rId46">
         <w:r>
           <w:rPr>
+            <w:rtl/>
+            <w:cs/>
             <w:lang w:val="ar_AE" w:bidi="ar_AE"/>
           </w:rPr>
           <w:rPr>
@@ -1345,6 +1665,8 @@
       </w:hyperlink>
       <w:r>
         <w:rPr>
+          <w:rtl/>
+          <w:cs/>
           <w:lang w:val="ar_AE" w:bidi="ar_AE"/>
         </w:rPr>
         <w:t>).</w:t>
@@ -1356,11 +1678,15 @@
       </w:pPr>
       <w:r>
         <w:rPr>
-          <w:lang w:val="ar_AE" w:bidi="ar_AE"/>
-        </w:rPr>
-      </w:r>
-      <w:r>
-        <w:rPr>
+          <w:rtl/>
+          <w:cs/>
+          <w:lang w:val="ar_AE" w:bidi="ar_AE"/>
+        </w:rPr>
+      </w:r>
+      <w:r>
+        <w:rPr>
+          <w:rtl/>
+          <w:cs/>
           <w:lang w:val="ar_AE" w:bidi="ar_AE"/>
         </w:rPr>
         <w:t xml:space="preserve">بعدما غزا كورش بابل أصدر مرسومًا يسمح للشعب اليهودي بالعودة إلى وطنهم وإعادة بناء الهيكل في أورشليم. الجزء المتعلق باليهود في هذا المرسوم مسجل في </w:t>
@@ -1368,6 +1694,8 @@
       <w:hyperlink r:id="rId47">
         <w:r>
           <w:rPr>
+            <w:rtl/>
+            <w:cs/>
             <w:lang w:val="ar_AE" w:bidi="ar_AE"/>
           </w:rPr>
           <w:rPr>
@@ -1379,6 +1707,8 @@
       </w:hyperlink>
       <w:r>
         <w:rPr>
+          <w:rtl/>
+          <w:cs/>
           <w:lang w:val="ar_AE" w:bidi="ar_AE"/>
         </w:rPr>
         <w:t xml:space="preserve"> و</w:t>
@@ -1386,6 +1716,8 @@
       <w:hyperlink r:id="rId48">
         <w:r>
           <w:rPr>
+            <w:rtl/>
+            <w:cs/>
             <w:lang w:val="ar_AE" w:bidi="ar_AE"/>
           </w:rPr>
           <w:rPr>
@@ -1397,6 +1729,8 @@
       </w:hyperlink>
       <w:r>
         <w:rPr>
+          <w:rtl/>
+          <w:cs/>
           <w:lang w:val="ar_AE" w:bidi="ar_AE"/>
         </w:rPr>
         <w:t>. وأسطوانة كورش، وهي قطعة طينية تاريخية على شكل بِرْمِيل وُجدت في بابل بين 1879 و1882، تؤكد على تنفيذ هذه الحقيقة التاريخية. وتصف أيضًا سياسة كورش تجاه الشعوب التي هزمها واحتل أراضيها.</w:t>
@@ -1408,11 +1742,15 @@
       </w:pPr>
       <w:r>
         <w:rPr>
-          <w:lang w:val="ar_AE" w:bidi="ar_AE"/>
-        </w:rPr>
-      </w:r>
-      <w:r>
-        <w:rPr>
+          <w:rtl/>
+          <w:cs/>
+          <w:lang w:val="ar_AE" w:bidi="ar_AE"/>
+        </w:rPr>
+      </w:r>
+      <w:r>
+        <w:rPr>
+          <w:rtl/>
+          <w:cs/>
           <w:lang w:val="ar_AE" w:bidi="ar_AE"/>
         </w:rPr>
         <w:t>وقال إشعياء عن كورش أنه محرر يهوذا مستقبلًا (</w:t>
@@ -1420,6 +1758,8 @@
       <w:hyperlink r:id="rId49">
         <w:r>
           <w:rPr>
+            <w:rtl/>
+            <w:cs/>
             <w:lang w:val="ar_AE" w:bidi="ar_AE"/>
           </w:rPr>
           <w:rPr>
@@ -1431,6 +1771,8 @@
       </w:hyperlink>
       <w:r>
         <w:rPr>
+          <w:rtl/>
+          <w:cs/>
           <w:lang w:val="ar_AE" w:bidi="ar_AE"/>
         </w:rPr>
         <w:t>). كما صف إشعياء كورش بأنه ممسوح من الرب (</w:t>
@@ -1438,6 +1780,8 @@
       <w:hyperlink r:id="rId50">
         <w:r>
           <w:rPr>
+            <w:rtl/>
+            <w:cs/>
             <w:lang w:val="ar_AE" w:bidi="ar_AE"/>
           </w:rPr>
           <w:rPr>
@@ -1449,6 +1793,8 @@
       </w:hyperlink>
       <w:r>
         <w:rPr>
+          <w:rtl/>
+          <w:cs/>
           <w:lang w:val="ar_AE" w:bidi="ar_AE"/>
         </w:rPr>
         <w:t xml:space="preserve">، الكلمة العبرية </w:t>
@@ -1456,12 +1802,16 @@
       <w:r>
         <w:rPr>
           <w:i/>
+          <w:rtl/>
+          <w:cs/>
           <w:lang w:val="ar_AE" w:bidi="ar_AE"/>
         </w:rPr>
         <w:t>mashiakh</w:t>
       </w:r>
       <w:r>
         <w:rPr>
+          <w:rtl/>
+          <w:cs/>
           <w:lang w:val="ar_AE" w:bidi="ar_AE"/>
         </w:rPr>
         <w:t xml:space="preserve"> وتعني "مسيّا"). رأى إسرائيل كورش مختارًا ومفوّضًا من الله ليحررهم. لم يكن كورش </w:t>
@@ -1469,36 +1819,48 @@
       <w:r>
         <w:rPr>
           <w:i/>
+          <w:rtl/>
+          <w:cs/>
           <w:lang w:val="ar_AE" w:bidi="ar_AE"/>
         </w:rPr>
         <w:t>هو</w:t>
       </w:r>
       <w:r>
         <w:rPr>
+          <w:rtl/>
+          <w:cs/>
           <w:lang w:val="ar_AE" w:bidi="ar_AE"/>
         </w:rPr>
         <w:t xml:space="preserve"> المسيّا، لكن أفعاله كانت بمنزلة </w:t>
       </w:r>
       <w:r>
         <w:rPr>
+          <w:rtl/>
+          <w:cs/>
           <w:lang w:val="ar_AE" w:bidi="ar_AE"/>
         </w:rPr>
         <w:t xml:space="preserve">علاماتٍ </w:t>
       </w:r>
       <w:r>
         <w:rPr>
+          <w:rtl/>
+          <w:cs/>
           <w:lang w:val="ar_AE" w:bidi="ar_AE"/>
         </w:rPr>
         <w:t>تُؤْذن</w:t>
       </w:r>
       <w:r>
         <w:rPr>
+          <w:rtl/>
+          <w:cs/>
           <w:lang w:val="ar_AE" w:bidi="ar_AE"/>
         </w:rPr>
         <w:t xml:space="preserve"> سلفًا </w:t>
       </w:r>
       <w:r>
         <w:rPr>
+          <w:rtl/>
+          <w:cs/>
           <w:lang w:val="ar_AE" w:bidi="ar_AE"/>
         </w:rPr>
         <w:t>بما سيفعله لاحقًا المسيّا الحقيقي، يسوع المسيح، في تحرير شعب الله من العبوديّة.</w:t>
@@ -1510,12 +1872,16 @@
       </w:pPr>
       <w:r>
         <w:rPr>
+          <w:rtl/>
+          <w:cs/>
           <w:lang w:val="ar_AE" w:bidi="ar_AE"/>
         </w:rPr>
       </w:r>
       <w:r>
         <w:rPr>
           <w:u w:val="single"/>
+          <w:rtl/>
+          <w:cs/>
           <w:lang w:val="ar_AE" w:bidi="ar_AE"/>
         </w:rPr>
         <w:t>مقاطع كتابية لدراسة أعمق</w:t>
@@ -1527,12 +1893,16 @@
       </w:pPr>
       <w:r>
         <w:rPr>
+          <w:rtl/>
+          <w:cs/>
           <w:lang w:val="ar_AE" w:bidi="ar_AE"/>
         </w:rPr>
       </w:r>
       <w:hyperlink r:id="rId47">
         <w:r>
           <w:rPr>
+            <w:rtl/>
+            <w:cs/>
             <w:lang w:val="ar_AE" w:bidi="ar_AE"/>
           </w:rPr>
           <w:rPr>
@@ -1544,12 +1914,16 @@
       </w:hyperlink>
       <w:r>
         <w:rPr>
+          <w:rtl/>
+          <w:cs/>
           <w:lang w:val="ar_AE" w:bidi="ar_AE"/>
         </w:rPr>
         <w:t>؛</w:t>
       </w:r>
       <w:r>
         <w:rPr>
+          <w:rtl/>
+          <w:cs/>
           <w:lang w:val="ar_AE" w:bidi="ar_AE"/>
         </w:rPr>
         <w:t xml:space="preserve"> </w:t>
@@ -1557,6 +1931,8 @@
       <w:hyperlink r:id="rId51">
         <w:r>
           <w:rPr>
+            <w:rtl/>
+            <w:cs/>
             <w:lang w:val="ar_AE" w:bidi="ar_AE"/>
           </w:rPr>
           <w:rPr>
@@ -1568,12 +1944,16 @@
       </w:hyperlink>
       <w:r>
         <w:rPr>
+          <w:rtl/>
+          <w:cs/>
           <w:lang w:val="ar_AE" w:bidi="ar_AE"/>
         </w:rPr>
         <w:t>؛</w:t>
       </w:r>
       <w:r>
         <w:rPr>
+          <w:rtl/>
+          <w:cs/>
           <w:lang w:val="ar_AE" w:bidi="ar_AE"/>
         </w:rPr>
         <w:t xml:space="preserve"> </w:t>
@@ -1581,6 +1961,8 @@
       <w:hyperlink r:id="rId52">
         <w:r>
           <w:rPr>
+            <w:rtl/>
+            <w:cs/>
             <w:lang w:val="ar_AE" w:bidi="ar_AE"/>
           </w:rPr>
           <w:rPr>
@@ -1592,12 +1974,16 @@
       </w:hyperlink>
       <w:r>
         <w:rPr>
+          <w:rtl/>
+          <w:cs/>
           <w:lang w:val="ar_AE" w:bidi="ar_AE"/>
         </w:rPr>
         <w:t>؛</w:t>
       </w:r>
       <w:r>
         <w:rPr>
+          <w:rtl/>
+          <w:cs/>
           <w:lang w:val="ar_AE" w:bidi="ar_AE"/>
         </w:rPr>
         <w:t xml:space="preserve"> </w:t>
@@ -1605,6 +1991,8 @@
       <w:hyperlink r:id="rId53">
         <w:r>
           <w:rPr>
+            <w:rtl/>
+            <w:cs/>
             <w:lang w:val="ar_AE" w:bidi="ar_AE"/>
           </w:rPr>
           <w:rPr>
@@ -1616,12 +2004,16 @@
       </w:hyperlink>
       <w:r>
         <w:rPr>
+          <w:rtl/>
+          <w:cs/>
           <w:lang w:val="ar_AE" w:bidi="ar_AE"/>
         </w:rPr>
         <w:t>؛</w:t>
       </w:r>
       <w:r>
         <w:rPr>
+          <w:rtl/>
+          <w:cs/>
           <w:lang w:val="ar_AE" w:bidi="ar_AE"/>
         </w:rPr>
         <w:t xml:space="preserve"> </w:t>
@@ -1629,6 +2021,8 @@
       <w:hyperlink r:id="rId54">
         <w:r>
           <w:rPr>
+            <w:rtl/>
+            <w:cs/>
             <w:lang w:val="ar_AE" w:bidi="ar_AE"/>
           </w:rPr>
           <w:rPr>
@@ -1640,12 +2034,16 @@
       </w:hyperlink>
       <w:r>
         <w:rPr>
+          <w:rtl/>
+          <w:cs/>
           <w:lang w:val="ar_AE" w:bidi="ar_AE"/>
         </w:rPr>
         <w:t>؛</w:t>
       </w:r>
       <w:r>
         <w:rPr>
+          <w:rtl/>
+          <w:cs/>
           <w:lang w:val="ar_AE" w:bidi="ar_AE"/>
         </w:rPr>
         <w:t xml:space="preserve"> </w:t>
@@ -1653,6 +2051,8 @@
       <w:hyperlink r:id="rId55">
         <w:r>
           <w:rPr>
+            <w:rtl/>
+            <w:cs/>
             <w:lang w:val="ar_AE" w:bidi="ar_AE"/>
           </w:rPr>
           <w:rPr>
@@ -1664,12 +2064,16 @@
       </w:hyperlink>
       <w:r>
         <w:rPr>
+          <w:rtl/>
+          <w:cs/>
           <w:lang w:val="ar_AE" w:bidi="ar_AE"/>
         </w:rPr>
         <w:t>؛</w:t>
       </w:r>
       <w:r>
         <w:rPr>
+          <w:rtl/>
+          <w:cs/>
           <w:lang w:val="ar_AE" w:bidi="ar_AE"/>
         </w:rPr>
         <w:t xml:space="preserve"> </w:t>
@@ -1677,6 +2081,8 @@
       <w:hyperlink r:id="rId49">
         <w:r>
           <w:rPr>
+            <w:rtl/>
+            <w:cs/>
             <w:lang w:val="ar_AE" w:bidi="ar_AE"/>
           </w:rPr>
           <w:rPr>
@@ -1688,12 +2094,16 @@
       </w:hyperlink>
       <w:r>
         <w:rPr>
+          <w:rtl/>
+          <w:cs/>
           <w:lang w:val="ar_AE" w:bidi="ar_AE"/>
         </w:rPr>
         <w:t>؛</w:t>
       </w:r>
       <w:r>
         <w:rPr>
+          <w:rtl/>
+          <w:cs/>
           <w:lang w:val="ar_AE" w:bidi="ar_AE"/>
         </w:rPr>
         <w:t xml:space="preserve"> </w:t>
@@ -1701,6 +2111,8 @@
       <w:hyperlink r:id="rId56">
         <w:r>
           <w:rPr>
+            <w:rtl/>
+            <w:cs/>
             <w:lang w:val="ar_AE" w:bidi="ar_AE"/>
           </w:rPr>
           <w:rPr>
@@ -1712,12 +2124,16 @@
       </w:hyperlink>
       <w:r>
         <w:rPr>
+          <w:rtl/>
+          <w:cs/>
           <w:lang w:val="ar_AE" w:bidi="ar_AE"/>
         </w:rPr>
         <w:t>؛</w:t>
       </w:r>
       <w:r>
         <w:rPr>
+          <w:rtl/>
+          <w:cs/>
           <w:lang w:val="ar_AE" w:bidi="ar_AE"/>
         </w:rPr>
         <w:t xml:space="preserve"> </w:t>
@@ -1725,6 +2141,8 @@
       <w:hyperlink r:id="rId57">
         <w:r>
           <w:rPr>
+            <w:rtl/>
+            <w:cs/>
             <w:lang w:val="ar_AE" w:bidi="ar_AE"/>
           </w:rPr>
           <w:rPr>
@@ -1736,12 +2154,16 @@
       </w:hyperlink>
       <w:r>
         <w:rPr>
+          <w:rtl/>
+          <w:cs/>
           <w:lang w:val="ar_AE" w:bidi="ar_AE"/>
         </w:rPr>
         <w:t>؛</w:t>
       </w:r>
       <w:r>
         <w:rPr>
+          <w:rtl/>
+          <w:cs/>
           <w:lang w:val="ar_AE" w:bidi="ar_AE"/>
         </w:rPr>
         <w:t xml:space="preserve"> </w:t>
@@ -1749,6 +2171,8 @@
       <w:hyperlink r:id="rId58">
         <w:r>
           <w:rPr>
+            <w:rtl/>
+            <w:cs/>
             <w:lang w:val="ar_AE" w:bidi="ar_AE"/>
           </w:rPr>
           <w:rPr>
@@ -1760,11 +2184,15 @@
       </w:hyperlink>
       <w:r>
         <w:rPr>
-          <w:lang w:val="ar_AE" w:bidi="ar_AE"/>
-        </w:rPr>
-      </w:r>
-      <w:r>
-        <w:rPr>
+          <w:rtl/>
+          <w:cs/>
+          <w:lang w:val="ar_AE" w:bidi="ar_AE"/>
+        </w:rPr>
+      </w:r>
+      <w:r>
+        <w:rPr>
+          <w:rtl/>
+          <w:cs/>
           <w:lang w:val="ar_AE" w:bidi="ar_AE"/>
         </w:rPr>
       </w:r>
@@ -1775,6 +2203,8 @@
       </w:pPr>
       <w:r>
         <w:rPr>
+          <w:rtl/>
+          <w:cs/>
           <w:lang w:val="ar_AE" w:bidi="ar_AE"/>
         </w:rPr>
       </w:r>
@@ -1786,12 +2216,16 @@
       </w:pPr>
       <w:r>
         <w:rPr>
+          <w:rtl/>
+          <w:cs/>
           <w:lang w:val="ar_AE" w:bidi="ar_AE"/>
         </w:rPr>
         <w:t>كورنثوس</w:t>
       </w:r>
       <w:r>
         <w:rPr>
+          <w:rtl/>
+          <w:cs/>
           <w:lang w:val="ar_AE" w:bidi="ar_AE"/>
         </w:rPr>
       </w:r>
@@ -1802,35 +2236,47 @@
       </w:pPr>
       <w:r>
         <w:rPr>
-          <w:lang w:val="ar_AE" w:bidi="ar_AE"/>
-        </w:rPr>
-      </w:r>
-      <w:r>
-        <w:rPr>
+          <w:rtl/>
+          <w:cs/>
+          <w:lang w:val="ar_AE" w:bidi="ar_AE"/>
+        </w:rPr>
+      </w:r>
+      <w:r>
+        <w:rPr>
+          <w:rtl/>
+          <w:cs/>
           <w:lang w:val="ar_AE" w:bidi="ar_AE"/>
         </w:rPr>
         <w:t>كورنثوس هي واحدة من أقدم مدن اليونان، ويعود تاريخ مستوطناتها إلى</w:t>
       </w:r>
       <w:r>
         <w:rPr>
+          <w:rtl/>
+          <w:cs/>
           <w:lang w:val="ar_AE" w:bidi="ar_AE"/>
         </w:rPr>
         <w:t xml:space="preserve"> الألفية الثالثة </w:t>
       </w:r>
       <w:r>
         <w:rPr>
+          <w:rtl/>
+          <w:cs/>
           <w:lang w:val="ar_AE" w:bidi="ar_AE"/>
         </w:rPr>
         <w:t>قبل الميلاد</w:t>
       </w:r>
       <w:r>
         <w:rPr>
+          <w:rtl/>
+          <w:cs/>
           <w:lang w:val="ar_AE" w:bidi="ar_AE"/>
         </w:rPr>
         <w:t xml:space="preserve"> على </w:t>
       </w:r>
       <w:r>
         <w:rPr>
+          <w:rtl/>
+          <w:cs/>
           <w:lang w:val="ar_AE" w:bidi="ar_AE"/>
         </w:rPr>
         <w:t>أقل تقدير. ثم أن موقعها الاستراتيجي على طرق التجارة الرئيسة ساعدها على أن تصبح مركزًا رئيسيًا مهمًا للتجارة. بلغت كورنثوس أوج قوتها ما بين 800 و600 قبل الميلاد. في منتصف القرن الثاني قبل الميلاد، ومع توسع الإمبراطورية الرومانية، قادت كورنثوس العُصبة الهيلينية لمقاومة السيطرة الرومانية في اليونان. ومع ذلك، لم يتمكنوا من هزيمة الرومان. في عام 146 قبل الميلاد، دمر الرومان كورنثوس تدميرًا كاملًا، إذ أعدموا الرجال، واسْتَرَقُّوا النساء والأطفال. وظلت كورنثوس في حالة خراب مدة قرن من الزمن.</w:t>
@@ -1842,11 +2288,15 @@
       </w:pPr>
       <w:r>
         <w:rPr>
-          <w:lang w:val="ar_AE" w:bidi="ar_AE"/>
-        </w:rPr>
-      </w:r>
-      <w:r>
-        <w:rPr>
+          <w:rtl/>
+          <w:cs/>
+          <w:lang w:val="ar_AE" w:bidi="ar_AE"/>
+        </w:rPr>
+      </w:r>
+      <w:r>
+        <w:rPr>
+          <w:rtl/>
+          <w:cs/>
           <w:lang w:val="ar_AE" w:bidi="ar_AE"/>
         </w:rPr>
         <w:t>في عام 44 قبل الميلاد، أسس يوليوس قيصر مستعمرة رومانية في كورنثوس. جذبت هذه المستعمرة مجموعة متنوعة من الإيطاليين والعبيد المحررين (الذين كانوا قبلًا عبيدًا) من الرومان واليونانيين النازحين. وبفضل العمل الجاد والإبداع، سرعان ما أعاد السكان الجدد بناء المدينة لتصبح مركزًا مزدهرًا للتجارة والصناعة. بحلول الوقت الذي وصل فيه بولس إلى كورنثوس، كانت المدينة مفعمة بالحيوية والتعددية، وتضم ما يقرب من 700,000 نسمة، من بينهم الأثرياء، وآخرين يطمحون إلى الثراء.</w:t>
@@ -1858,11 +2308,15 @@
       </w:pPr>
       <w:r>
         <w:rPr>
-          <w:lang w:val="ar_AE" w:bidi="ar_AE"/>
-        </w:rPr>
-      </w:r>
-      <w:r>
-        <w:rPr>
+          <w:rtl/>
+          <w:cs/>
+          <w:lang w:val="ar_AE" w:bidi="ar_AE"/>
+        </w:rPr>
+      </w:r>
+      <w:r>
+        <w:rPr>
+          <w:rtl/>
+          <w:cs/>
           <w:lang w:val="ar_AE" w:bidi="ar_AE"/>
         </w:rPr>
         <w:t>اجتذبت كورنثوس التجار من جميع أنحاء العالم، لكنها اشتهرت أيضًا بالترف والانغماس في الملذات، و الفجور الجنسي. كانت المدينة ذات سمعة سيئة بسبب انتشار الانحلال والدعارة في جميع ربوعها، حتى أن الفعل "كورنثوس" صار يعني الانخراط في سلوكيات جنسية غير أخلاقية. واجهت الكنيسة في كورنثوس تحديات حقيقية من جهة الفجور الجنسي وانتشاره (</w:t>
@@ -1870,6 +2324,8 @@
       <w:hyperlink r:id="rId59">
         <w:r>
           <w:rPr>
+            <w:rtl/>
+            <w:cs/>
             <w:lang w:val="ar_AE" w:bidi="ar_AE"/>
           </w:rPr>
           <w:rPr>
@@ -1881,12 +2337,16 @@
       </w:hyperlink>
       <w:r>
         <w:rPr>
+          <w:rtl/>
+          <w:cs/>
           <w:lang w:val="ar_AE" w:bidi="ar_AE"/>
         </w:rPr>
         <w:t>؛</w:t>
       </w:r>
       <w:r>
         <w:rPr>
+          <w:rtl/>
+          <w:cs/>
           <w:lang w:val="ar_AE" w:bidi="ar_AE"/>
         </w:rPr>
         <w:t xml:space="preserve"> </w:t>
@@ -1894,6 +2354,8 @@
       <w:hyperlink r:id="rId60">
         <w:r>
           <w:rPr>
+            <w:rtl/>
+            <w:cs/>
             <w:lang w:val="ar_AE" w:bidi="ar_AE"/>
           </w:rPr>
           <w:rPr>
@@ -1905,6 +2367,8 @@
       </w:hyperlink>
       <w:r>
         <w:rPr>
+          <w:rtl/>
+          <w:cs/>
           <w:lang w:val="ar_AE" w:bidi="ar_AE"/>
         </w:rPr>
         <w:t>).</w:t>
@@ -1916,11 +2380,15 @@
       </w:pPr>
       <w:r>
         <w:rPr>
-          <w:lang w:val="ar_AE" w:bidi="ar_AE"/>
-        </w:rPr>
-      </w:r>
-      <w:r>
-        <w:rPr>
+          <w:rtl/>
+          <w:cs/>
+          <w:lang w:val="ar_AE" w:bidi="ar_AE"/>
+        </w:rPr>
+      </w:r>
+      <w:r>
+        <w:rPr>
+          <w:rtl/>
+          <w:cs/>
           <w:lang w:val="ar_AE" w:bidi="ar_AE"/>
         </w:rPr>
         <w:t>كانت كورنثوس ذات أهمية أيضًا بسبب الألعاب البرزخية [لأن المدينة كانت تقع على برزخ]، وقد بدأت هذه الألعاب في عام 523 قبل الميلاد وكانت تُقام كل عامين. ركزت الفعاليات على (ثلاثة) أنواع: الفروسية، والجمباز، والعروض الموسيقية. بحلول حِقْبَة العهد الجديد، شملت الألعاب أيضًا على سباق العربات [العجلات الحربية] وعروضًا رومانية أخرى، إلى جانب المسابقات اليونانية التقليدية. أشار بولس إلى هذه المسابقات الرياضية، وذكر كل من الجري والملاكمة (</w:t>
@@ -1928,6 +2396,8 @@
       <w:hyperlink r:id="rId61">
         <w:r>
           <w:rPr>
+            <w:rtl/>
+            <w:cs/>
             <w:lang w:val="ar_AE" w:bidi="ar_AE"/>
           </w:rPr>
           <w:rPr>
@@ -1939,6 +2409,8 @@
       </w:hyperlink>
       <w:r>
         <w:rPr>
+          <w:rtl/>
+          <w:cs/>
           <w:lang w:val="ar_AE" w:bidi="ar_AE"/>
         </w:rPr>
         <w:t>). أصبح الفائزون في الألعاب أبطالًا قوميين. كانوا يحصلون على إكليل مصنوع من الآس أو الزيتون أو أغصان الصنوبر، بالإضافة إلى مكافأة أو منحة مالية من الدولة، وإعفاءات ضريبية، ومزايا خاصة لأولادهم.</w:t>
@@ -1950,11 +2422,15 @@
       </w:pPr>
       <w:r>
         <w:rPr>
-          <w:lang w:val="ar_AE" w:bidi="ar_AE"/>
-        </w:rPr>
-      </w:r>
-      <w:r>
-        <w:rPr>
+          <w:rtl/>
+          <w:cs/>
+          <w:lang w:val="ar_AE" w:bidi="ar_AE"/>
+        </w:rPr>
+      </w:r>
+      <w:r>
+        <w:rPr>
+          <w:rtl/>
+          <w:cs/>
           <w:lang w:val="ar_AE" w:bidi="ar_AE"/>
         </w:rPr>
         <w:t>سادت معظم المدن الرومانية، المعابد المصنوعة من الرخام، واستحوذت على المشهد العام. كانت عبادة الآلهة والاشتراك في أعيادها جزءًا مهمًا من الحياة في كورنثوس. وقد واجهت كنيسة كورنثوس بالفعل تحديات كبيرة مع هذه الأعياد الوثنية (</w:t>
@@ -1962,6 +2438,8 @@
       <w:hyperlink r:id="rId62">
         <w:r>
           <w:rPr>
+            <w:rtl/>
+            <w:cs/>
             <w:lang w:val="ar_AE" w:bidi="ar_AE"/>
           </w:rPr>
           <w:rPr>
@@ -1973,6 +2451,8 @@
       </w:hyperlink>
       <w:r>
         <w:rPr>
+          <w:rtl/>
+          <w:cs/>
           <w:lang w:val="ar_AE" w:bidi="ar_AE"/>
         </w:rPr>
         <w:t>).</w:t>
@@ -1984,11 +2464,15 @@
       </w:pPr>
       <w:r>
         <w:rPr>
-          <w:lang w:val="ar_AE" w:bidi="ar_AE"/>
-        </w:rPr>
-      </w:r>
-      <w:r>
-        <w:rPr>
+          <w:rtl/>
+          <w:cs/>
+          <w:lang w:val="ar_AE" w:bidi="ar_AE"/>
+        </w:rPr>
+      </w:r>
+      <w:r>
+        <w:rPr>
+          <w:rtl/>
+          <w:cs/>
           <w:lang w:val="ar_AE" w:bidi="ar_AE"/>
         </w:rPr>
         <w:t xml:space="preserve">استقرت أيضًا مجموعة كبيرة من اليهود النازحين في المدينة. ربما وصل كثيرون منهم بعد أن طرد الإمبراطور كلوديوس اليهود من الإمبراطورية الرومانية (انظر </w:t>
@@ -1996,6 +2480,8 @@
       <w:hyperlink r:id="rId39">
         <w:r>
           <w:rPr>
+            <w:rtl/>
+            <w:cs/>
             <w:lang w:val="ar_AE" w:bidi="ar_AE"/>
           </w:rPr>
           <w:rPr>
@@ -2007,6 +2493,8 @@
       </w:hyperlink>
       <w:r>
         <w:rPr>
+          <w:rtl/>
+          <w:cs/>
           <w:lang w:val="ar_AE" w:bidi="ar_AE"/>
         </w:rPr>
         <w:t>). عندما سافر بولس إلى كورنثوس في رحلته التبشيرية الثانية، التقى بأكيلا وبريسكلّا. فصارا صديقين مقربين، وشريكين معه في الخدمة (</w:t>
@@ -2014,6 +2502,8 @@
       <w:hyperlink r:id="rId63">
         <w:r>
           <w:rPr>
+            <w:rtl/>
+            <w:cs/>
             <w:lang w:val="ar_AE" w:bidi="ar_AE"/>
           </w:rPr>
           <w:rPr>
@@ -2025,6 +2515,8 @@
       </w:hyperlink>
       <w:r>
         <w:rPr>
+          <w:rtl/>
+          <w:cs/>
           <w:lang w:val="ar_AE" w:bidi="ar_AE"/>
         </w:rPr>
         <w:t>). مكث بولس في كورنثوس لأكثر من عام ونصف يعلّم كلمة الله (</w:t>
@@ -2032,6 +2524,8 @@
       <w:hyperlink r:id="rId64">
         <w:r>
           <w:rPr>
+            <w:rtl/>
+            <w:cs/>
             <w:lang w:val="ar_AE" w:bidi="ar_AE"/>
           </w:rPr>
           <w:rPr>
@@ -2043,6 +2537,8 @@
       </w:hyperlink>
       <w:r>
         <w:rPr>
+          <w:rtl/>
+          <w:cs/>
           <w:lang w:val="ar_AE" w:bidi="ar_AE"/>
         </w:rPr>
         <w:t>).</w:t>
@@ -2054,11 +2550,15 @@
       </w:pPr>
       <w:r>
         <w:rPr>
-          <w:lang w:val="ar_AE" w:bidi="ar_AE"/>
-        </w:rPr>
-      </w:r>
-      <w:r>
-        <w:rPr>
+          <w:rtl/>
+          <w:cs/>
+          <w:lang w:val="ar_AE" w:bidi="ar_AE"/>
+        </w:rPr>
+      </w:r>
+      <w:r>
+        <w:rPr>
+          <w:rtl/>
+          <w:cs/>
           <w:lang w:val="ar_AE" w:bidi="ar_AE"/>
         </w:rPr>
         <w:t>لقد بزغت كنيسة كورنثوس ونشأت في بيئة تعج بالوثنية والانحلال والمجون، وواجهت تحديات كثيرة. وتقدم رسائل بولس إليهم حلولًا قيّمة للمشكلات العملية في الحياة المسيحية والمجتمع.</w:t>
@@ -2070,12 +2570,16 @@
       </w:pPr>
       <w:r>
         <w:rPr>
+          <w:rtl/>
+          <w:cs/>
           <w:lang w:val="ar_AE" w:bidi="ar_AE"/>
         </w:rPr>
       </w:r>
       <w:r>
         <w:rPr>
           <w:u w:val="single"/>
+          <w:rtl/>
+          <w:cs/>
           <w:lang w:val="ar_AE" w:bidi="ar_AE"/>
         </w:rPr>
         <w:t>مقاطع كتابية لدراسة أعمق</w:t>
@@ -2087,12 +2591,16 @@
       </w:pPr>
       <w:r>
         <w:rPr>
+          <w:rtl/>
+          <w:cs/>
           <w:lang w:val="ar_AE" w:bidi="ar_AE"/>
         </w:rPr>
       </w:r>
       <w:hyperlink r:id="rId65">
         <w:r>
           <w:rPr>
+            <w:rtl/>
+            <w:cs/>
             <w:lang w:val="ar_AE" w:bidi="ar_AE"/>
           </w:rPr>
           <w:rPr>
@@ -2104,6 +2612,8 @@
       </w:hyperlink>
       <w:r>
         <w:rPr>
+          <w:rtl/>
+          <w:cs/>
           <w:lang w:val="ar_AE" w:bidi="ar_AE"/>
         </w:rPr>
         <w:t xml:space="preserve">؛ </w:t>
@@ -2111,6 +2621,8 @@
       <w:hyperlink r:id="rId66">
         <w:r>
           <w:rPr>
+            <w:rtl/>
+            <w:cs/>
             <w:lang w:val="ar_AE" w:bidi="ar_AE"/>
           </w:rPr>
           <w:rPr>
@@ -2122,6 +2634,8 @@
       </w:hyperlink>
       <w:r>
         <w:rPr>
+          <w:rtl/>
+          <w:cs/>
           <w:lang w:val="ar_AE" w:bidi="ar_AE"/>
         </w:rPr>
         <w:t xml:space="preserve">؛ </w:t>
@@ -2129,6 +2643,8 @@
       <w:hyperlink r:id="rId67">
         <w:r>
           <w:rPr>
+            <w:rtl/>
+            <w:cs/>
             <w:lang w:val="ar_AE" w:bidi="ar_AE"/>
           </w:rPr>
           <w:rPr>
@@ -2140,6 +2656,8 @@
       </w:hyperlink>
       <w:r>
         <w:rPr>
+          <w:rtl/>
+          <w:cs/>
           <w:lang w:val="ar_AE" w:bidi="ar_AE"/>
         </w:rPr>
         <w:t xml:space="preserve">؛ </w:t>
@@ -2147,6 +2665,8 @@
       <w:hyperlink r:id="rId68">
         <w:r>
           <w:rPr>
+            <w:rtl/>
+            <w:cs/>
             <w:lang w:val="ar_AE" w:bidi="ar_AE"/>
           </w:rPr>
           <w:rPr>
@@ -2158,6 +2678,8 @@
       </w:hyperlink>
       <w:r>
         <w:rPr>
+          <w:rtl/>
+          <w:cs/>
           <w:lang w:val="ar_AE" w:bidi="ar_AE"/>
         </w:rPr>
         <w:t xml:space="preserve">؛ </w:t>
@@ -2165,6 +2687,8 @@
       <w:hyperlink r:id="rId69">
         <w:r>
           <w:rPr>
+            <w:rtl/>
+            <w:cs/>
             <w:lang w:val="ar_AE" w:bidi="ar_AE"/>
           </w:rPr>
           <w:rPr>
@@ -2176,6 +2700,8 @@
       </w:hyperlink>
       <w:r>
         <w:rPr>
+          <w:rtl/>
+          <w:cs/>
           <w:lang w:val="ar_AE" w:bidi="ar_AE"/>
         </w:rPr>
         <w:t xml:space="preserve">؛ </w:t>
@@ -2183,6 +2709,8 @@
       <w:hyperlink r:id="rId70">
         <w:r>
           <w:rPr>
+            <w:rtl/>
+            <w:cs/>
             <w:lang w:val="ar_AE" w:bidi="ar_AE"/>
           </w:rPr>
           <w:rPr>
@@ -2194,11 +2722,15 @@
       </w:hyperlink>
       <w:r>
         <w:rPr>
-          <w:lang w:val="ar_AE" w:bidi="ar_AE"/>
-        </w:rPr>
-      </w:r>
-      <w:r>
-        <w:rPr>
+          <w:rtl/>
+          <w:cs/>
+          <w:lang w:val="ar_AE" w:bidi="ar_AE"/>
+        </w:rPr>
+      </w:r>
+      <w:r>
+        <w:rPr>
+          <w:rtl/>
+          <w:cs/>
           <w:lang w:val="ar_AE" w:bidi="ar_AE"/>
         </w:rPr>
       </w:r>

--- a/arb/docx/017.content.docx
+++ b/arb/docx/017.content.docx
@@ -325,20 +325,14 @@
         </w:rPr>
         <w:t xml:space="preserve"> (</w:t>
       </w:r>
-      <w:hyperlink r:id="rId13">
-        <w:r>
-          <w:rPr>
-            <w:rtl/>
-            <w:cs/>
-            <w:lang w:val="ar_AE" w:bidi="ar_AE"/>
-          </w:rPr>
-          <w:rPr>
-            <w:color w:val="0000EE"/>
-            <w:u w:val="single"/>
-          </w:rPr>
-          <w:t>يشوع 14:6</w:t>
-        </w:r>
-      </w:hyperlink>
+      <w:r>
+        <w:rPr>
+          <w:rtl/>
+          <w:cs/>
+          <w:lang w:val="ar_AE" w:bidi="ar_AE"/>
+        </w:rPr>
+        <w:t>يشوع 14:6</w:t>
+      </w:r>
       <w:r>
         <w:rPr>
           <w:rtl/>
@@ -355,20 +349,14 @@
         </w:rPr>
         <w:t xml:space="preserve"> </w:t>
       </w:r>
-      <w:hyperlink r:id="rId14">
-        <w:r>
-          <w:rPr>
-            <w:rtl/>
-            <w:cs/>
-            <w:lang w:val="ar_AE" w:bidi="ar_AE"/>
-          </w:rPr>
-          <w:rPr>
-            <w:color w:val="0000EE"/>
-            <w:u w:val="single"/>
-          </w:rPr>
-          <w:t>العدد 32:12</w:t>
-        </w:r>
-      </w:hyperlink>
+      <w:r>
+        <w:rPr>
+          <w:rtl/>
+          <w:cs/>
+          <w:lang w:val="ar_AE" w:bidi="ar_AE"/>
+        </w:rPr>
+        <w:t>العدد 32:12</w:t>
+      </w:r>
       <w:r>
         <w:rPr>
           <w:rtl/>
@@ -377,20 +365,14 @@
         </w:rPr>
         <w:t xml:space="preserve">). عاش القَنِزِّيُّون في الجَنُوب (النّقب)، في المنطقة الصحراوية الجنوبية من كنعان (انظر </w:t>
       </w:r>
-      <w:hyperlink r:id="rId15">
-        <w:r>
-          <w:rPr>
-            <w:rtl/>
-            <w:cs/>
-            <w:lang w:val="ar_AE" w:bidi="ar_AE"/>
-          </w:rPr>
-          <w:rPr>
-            <w:color w:val="0000EE"/>
-            <w:u w:val="single"/>
-          </w:rPr>
-          <w:t>تكوين 15:18–21</w:t>
-        </w:r>
-      </w:hyperlink>
+      <w:r>
+        <w:rPr>
+          <w:rtl/>
+          <w:cs/>
+          <w:lang w:val="ar_AE" w:bidi="ar_AE"/>
+        </w:rPr>
+        <w:t>تكوين 15:18–21</w:t>
+      </w:r>
       <w:r>
         <w:rPr>
           <w:rtl/>
@@ -419,20 +401,14 @@
         </w:rPr>
         <w:t>ظهر كالب أول مرة واحدًا من الجواسيس الاثني عشر الذين أرسلهم موسى لاستكشاف أرض كنعان. عند عودة الاثنا عشر أقرّوا جميعهم بروعة الأرض وجمالها، لكن من بين الجواسيس الاثني عشر، شدد عشرة منهم على أن سكانها كانوا مرعبين (</w:t>
       </w:r>
-      <w:hyperlink r:id="rId16">
-        <w:r>
-          <w:rPr>
-            <w:rtl/>
-            <w:cs/>
-            <w:lang w:val="ar_AE" w:bidi="ar_AE"/>
-          </w:rPr>
-          <w:rPr>
-            <w:color w:val="0000EE"/>
-            <w:u w:val="single"/>
-          </w:rPr>
-          <w:t>العدد 13:31–33</w:t>
-        </w:r>
-      </w:hyperlink>
+      <w:r>
+        <w:rPr>
+          <w:rtl/>
+          <w:cs/>
+          <w:lang w:val="ar_AE" w:bidi="ar_AE"/>
+        </w:rPr>
+        <w:t>العدد 13:31–33</w:t>
+      </w:r>
       <w:r>
         <w:rPr>
           <w:rtl/>
@@ -441,20 +417,14 @@
         </w:rPr>
         <w:t>). ولم يثق أحد منهم أن الله سيعين إسرائيل على هزيمة الكنعانيين سوى يشوع وكالب (</w:t>
       </w:r>
-      <w:hyperlink r:id="rId17">
-        <w:r>
-          <w:rPr>
-            <w:rtl/>
-            <w:cs/>
-            <w:lang w:val="ar_AE" w:bidi="ar_AE"/>
-          </w:rPr>
-          <w:rPr>
-            <w:color w:val="0000EE"/>
-            <w:u w:val="single"/>
-          </w:rPr>
-          <w:t>العدد 14:6–9</w:t>
-        </w:r>
-      </w:hyperlink>
+      <w:r>
+        <w:rPr>
+          <w:rtl/>
+          <w:cs/>
+          <w:lang w:val="ar_AE" w:bidi="ar_AE"/>
+        </w:rPr>
+        <w:t>العدد 14:6–9</w:t>
+      </w:r>
       <w:r>
         <w:rPr>
           <w:rtl/>
@@ -463,20 +433,14 @@
         </w:rPr>
         <w:t>)، وقدّم كالب مشورة لبني إسرائيل بالصعود فورًا لامتلاك الأرض (</w:t>
       </w:r>
-      <w:hyperlink r:id="rId18">
-        <w:r>
-          <w:rPr>
-            <w:rtl/>
-            <w:cs/>
-            <w:lang w:val="ar_AE" w:bidi="ar_AE"/>
-          </w:rPr>
-          <w:rPr>
-            <w:color w:val="0000EE"/>
-            <w:u w:val="single"/>
-          </w:rPr>
-          <w:t>العدد 13:30</w:t>
-        </w:r>
-      </w:hyperlink>
+      <w:r>
+        <w:rPr>
+          <w:rtl/>
+          <w:cs/>
+          <w:lang w:val="ar_AE" w:bidi="ar_AE"/>
+        </w:rPr>
+        <w:t>العدد 13:30</w:t>
+      </w:r>
       <w:r>
         <w:rPr>
           <w:rtl/>
@@ -505,20 +469,14 @@
         </w:rPr>
         <w:t>أراد الشعب أن يرجم كالب ويشوع (</w:t>
       </w:r>
-      <w:hyperlink r:id="rId19">
-        <w:r>
-          <w:rPr>
-            <w:rtl/>
-            <w:cs/>
-            <w:lang w:val="ar_AE" w:bidi="ar_AE"/>
-          </w:rPr>
-          <w:rPr>
-            <w:color w:val="0000EE"/>
-            <w:u w:val="single"/>
-          </w:rPr>
-          <w:t>العدد 14:10</w:t>
-        </w:r>
-      </w:hyperlink>
+      <w:r>
+        <w:rPr>
+          <w:rtl/>
+          <w:cs/>
+          <w:lang w:val="ar_AE" w:bidi="ar_AE"/>
+        </w:rPr>
+        <w:t>العدد 14:10</w:t>
+      </w:r>
       <w:r>
         <w:rPr>
           <w:rtl/>
@@ -527,20 +485,14 @@
         </w:rPr>
         <w:t>). لكن الله حماهما وضرب الشعب بالوبأ (</w:t>
       </w:r>
-      <w:hyperlink r:id="rId20">
-        <w:r>
-          <w:rPr>
-            <w:rtl/>
-            <w:cs/>
-            <w:lang w:val="ar_AE" w:bidi="ar_AE"/>
-          </w:rPr>
-          <w:rPr>
-            <w:color w:val="0000EE"/>
-            <w:u w:val="single"/>
-          </w:rPr>
-          <w:t>العدد 14:11–38</w:t>
-        </w:r>
-      </w:hyperlink>
+      <w:r>
+        <w:rPr>
+          <w:rtl/>
+          <w:cs/>
+          <w:lang w:val="ar_AE" w:bidi="ar_AE"/>
+        </w:rPr>
+        <w:t>العدد 14:11–38</w:t>
+      </w:r>
       <w:r>
         <w:rPr>
           <w:rtl/>
@@ -569,20 +521,14 @@
         </w:rPr>
         <w:t>بعد سنوات كثيرة في البرية وخوض معارك كثيرة، أخذ كالب ميراثه في الأرض (</w:t>
       </w:r>
-      <w:hyperlink r:id="rId21">
-        <w:r>
-          <w:rPr>
-            <w:rtl/>
-            <w:cs/>
-            <w:lang w:val="ar_AE" w:bidi="ar_AE"/>
-          </w:rPr>
-          <w:rPr>
-            <w:color w:val="0000EE"/>
-            <w:u w:val="single"/>
-          </w:rPr>
-          <w:t>يشوع 14:6–15</w:t>
-        </w:r>
-      </w:hyperlink>
+      <w:r>
+        <w:rPr>
+          <w:rtl/>
+          <w:cs/>
+          <w:lang w:val="ar_AE" w:bidi="ar_AE"/>
+        </w:rPr>
+        <w:t>يشوع 14:6–15</w:t>
+      </w:r>
       <w:r>
         <w:rPr>
           <w:rtl/>
@@ -591,20 +537,14 @@
         </w:rPr>
         <w:t>). وظل إيمان كالب قويًا على مدى خمسة وأربعين عامًا. إن قصته تجسد عظم شخصيته، ورسوخ إيمانه في الله. ومع أنّ كالب كان يبلغ من العمر خمسة وثمانين عامًا، فإنه كان لا يزال قويًا ومقتدرًا في القتال. امتلك كالب أرض حبرون بطرده للعمالقة العناقيين الذين أرعبوا الجواسيس في وقت سابق (</w:t>
       </w:r>
-      <w:hyperlink r:id="rId22">
-        <w:r>
-          <w:rPr>
-            <w:rtl/>
-            <w:cs/>
-            <w:lang w:val="ar_AE" w:bidi="ar_AE"/>
-          </w:rPr>
-          <w:rPr>
-            <w:color w:val="0000EE"/>
-            <w:u w:val="single"/>
-          </w:rPr>
-          <w:t>يشوع 15:13–14</w:t>
-        </w:r>
-      </w:hyperlink>
+      <w:r>
+        <w:rPr>
+          <w:rtl/>
+          <w:cs/>
+          <w:lang w:val="ar_AE" w:bidi="ar_AE"/>
+        </w:rPr>
+        <w:t>يشوع 15:13–14</w:t>
+      </w:r>
       <w:r>
         <w:rPr>
           <w:rtl/>
@@ -621,20 +561,14 @@
         </w:rPr>
         <w:t xml:space="preserve"> انظر </w:t>
       </w:r>
-      <w:hyperlink r:id="rId23">
-        <w:r>
-          <w:rPr>
-            <w:rtl/>
-            <w:cs/>
-            <w:lang w:val="ar_AE" w:bidi="ar_AE"/>
-          </w:rPr>
-          <w:rPr>
-            <w:color w:val="0000EE"/>
-            <w:u w:val="single"/>
-          </w:rPr>
-          <w:t>العدد 13:28،</w:t>
-        </w:r>
-      </w:hyperlink>
+      <w:r>
+        <w:rPr>
+          <w:rtl/>
+          <w:cs/>
+          <w:lang w:val="ar_AE" w:bidi="ar_AE"/>
+        </w:rPr>
+        <w:t>العدد 13:28،</w:t>
+      </w:r>
       <w:r>
         <w:rPr>
           <w:rtl/>
@@ -643,20 +577,14 @@
         </w:rPr>
         <w:t xml:space="preserve"> </w:t>
       </w:r>
-      <w:hyperlink r:id="rId24">
-        <w:r>
-          <w:rPr>
-            <w:rtl/>
-            <w:cs/>
-            <w:lang w:val="ar_AE" w:bidi="ar_AE"/>
-          </w:rPr>
-          <w:rPr>
-            <w:color w:val="0000EE"/>
-            <w:u w:val="single"/>
-          </w:rPr>
-          <w:t>33</w:t>
-        </w:r>
-      </w:hyperlink>
+      <w:r>
+        <w:rPr>
+          <w:rtl/>
+          <w:cs/>
+          <w:lang w:val="ar_AE" w:bidi="ar_AE"/>
+        </w:rPr>
+        <w:t>33</w:t>
+      </w:r>
       <w:r>
         <w:rPr>
           <w:rtl/>
@@ -685,20 +613,14 @@
         </w:rPr>
         <w:t>عاش كالب في مدينة حبرون، التي كانت تبعد حوالي عشرين ميلًا جَنُوب أورشليم. كانت هذه المدينة قريبة من مكان إقامة شعب القَنِزِّيّين. صارت حبرون فيمَا بعد مدينة مميزة إذ أقام اللاويون (الكهنة) فيها، كما صارت واحدة من مدن الملجأ. (</w:t>
       </w:r>
-      <w:hyperlink r:id="rId25">
-        <w:r>
-          <w:rPr>
-            <w:rtl/>
-            <w:cs/>
-            <w:lang w:val="ar_AE" w:bidi="ar_AE"/>
-          </w:rPr>
-          <w:rPr>
-            <w:color w:val="0000EE"/>
-            <w:u w:val="single"/>
-          </w:rPr>
-          <w:t>يشوع 21:13</w:t>
-        </w:r>
-      </w:hyperlink>
+      <w:r>
+        <w:rPr>
+          <w:rtl/>
+          <w:cs/>
+          <w:lang w:val="ar_AE" w:bidi="ar_AE"/>
+        </w:rPr>
+        <w:t>يشوع 21:13</w:t>
+      </w:r>
       <w:r>
         <w:rPr>
           <w:rtl/>
@@ -715,20 +637,14 @@
         </w:rPr>
         <w:t xml:space="preserve"> </w:t>
       </w:r>
-      <w:hyperlink r:id="rId26">
-        <w:r>
-          <w:rPr>
-            <w:rtl/>
-            <w:cs/>
-            <w:lang w:val="ar_AE" w:bidi="ar_AE"/>
-          </w:rPr>
-          <w:rPr>
-            <w:color w:val="0000EE"/>
-            <w:u w:val="single"/>
-          </w:rPr>
-          <w:t>1أخبار الأيام 6:54–57</w:t>
-        </w:r>
-      </w:hyperlink>
+      <w:r>
+        <w:rPr>
+          <w:rtl/>
+          <w:cs/>
+          <w:lang w:val="ar_AE" w:bidi="ar_AE"/>
+        </w:rPr>
+        <w:t>1أخبار الأيام 6:54–57</w:t>
+      </w:r>
       <w:r>
         <w:rPr>
           <w:rtl/>
@@ -806,20 +722,14 @@
           <w:lang w:val="ar_AE" w:bidi="ar_AE"/>
         </w:rPr>
       </w:r>
-      <w:hyperlink r:id="rId27">
-        <w:r>
-          <w:rPr>
-            <w:rtl/>
-            <w:cs/>
-            <w:lang w:val="ar_AE" w:bidi="ar_AE"/>
-          </w:rPr>
-          <w:rPr>
-            <w:color w:val="0000EE"/>
-            <w:u w:val="single"/>
-          </w:rPr>
-          <w:t>العدد 13:1–14:38</w:t>
-        </w:r>
-      </w:hyperlink>
+      <w:r>
+        <w:rPr>
+          <w:rtl/>
+          <w:cs/>
+          <w:lang w:val="ar_AE" w:bidi="ar_AE"/>
+        </w:rPr>
+        <w:t>العدد 13:1–14:38</w:t>
+      </w:r>
       <w:r>
         <w:rPr>
           <w:rtl/>
@@ -836,20 +746,14 @@
         </w:rPr>
         <w:t xml:space="preserve"> </w:t>
       </w:r>
-      <w:hyperlink r:id="rId28">
-        <w:r>
-          <w:rPr>
-            <w:rtl/>
-            <w:cs/>
-            <w:lang w:val="ar_AE" w:bidi="ar_AE"/>
-          </w:rPr>
-          <w:rPr>
-            <w:color w:val="0000EE"/>
-            <w:u w:val="single"/>
-          </w:rPr>
-          <w:t>26:65</w:t>
-        </w:r>
-      </w:hyperlink>
+      <w:r>
+        <w:rPr>
+          <w:rtl/>
+          <w:cs/>
+          <w:lang w:val="ar_AE" w:bidi="ar_AE"/>
+        </w:rPr>
+        <w:t>26:65</w:t>
+      </w:r>
       <w:r>
         <w:rPr>
           <w:rtl/>
@@ -866,20 +770,14 @@
         </w:rPr>
         <w:t xml:space="preserve"> </w:t>
       </w:r>
-      <w:hyperlink r:id="rId14">
-        <w:r>
-          <w:rPr>
-            <w:rtl/>
-            <w:cs/>
-            <w:lang w:val="ar_AE" w:bidi="ar_AE"/>
-          </w:rPr>
-          <w:rPr>
-            <w:color w:val="0000EE"/>
-            <w:u w:val="single"/>
-          </w:rPr>
-          <w:t>32:12</w:t>
-        </w:r>
-      </w:hyperlink>
+      <w:r>
+        <w:rPr>
+          <w:rtl/>
+          <w:cs/>
+          <w:lang w:val="ar_AE" w:bidi="ar_AE"/>
+        </w:rPr>
+        <w:t>32:12</w:t>
+      </w:r>
       <w:r>
         <w:rPr>
           <w:rtl/>
@@ -896,20 +794,14 @@
         </w:rPr>
         <w:t xml:space="preserve"> </w:t>
       </w:r>
-      <w:hyperlink r:id="rId29">
-        <w:r>
-          <w:rPr>
-            <w:rtl/>
-            <w:cs/>
-            <w:lang w:val="ar_AE" w:bidi="ar_AE"/>
-          </w:rPr>
-          <w:rPr>
-            <w:color w:val="0000EE"/>
-            <w:u w:val="single"/>
-          </w:rPr>
-          <w:t>34:19</w:t>
-        </w:r>
-      </w:hyperlink>
+      <w:r>
+        <w:rPr>
+          <w:rtl/>
+          <w:cs/>
+          <w:lang w:val="ar_AE" w:bidi="ar_AE"/>
+        </w:rPr>
+        <w:t>34:19</w:t>
+      </w:r>
       <w:r>
         <w:rPr>
           <w:rtl/>
@@ -926,20 +818,14 @@
         </w:rPr>
         <w:t xml:space="preserve"> </w:t>
       </w:r>
-      <w:hyperlink r:id="rId30">
-        <w:r>
-          <w:rPr>
-            <w:rtl/>
-            <w:cs/>
-            <w:lang w:val="ar_AE" w:bidi="ar_AE"/>
-          </w:rPr>
-          <w:rPr>
-            <w:color w:val="0000EE"/>
-            <w:u w:val="single"/>
-          </w:rPr>
-          <w:t>التثنية 1:36</w:t>
-        </w:r>
-      </w:hyperlink>
+      <w:r>
+        <w:rPr>
+          <w:rtl/>
+          <w:cs/>
+          <w:lang w:val="ar_AE" w:bidi="ar_AE"/>
+        </w:rPr>
+        <w:t>التثنية 1:36</w:t>
+      </w:r>
       <w:r>
         <w:rPr>
           <w:rtl/>
@@ -956,20 +842,14 @@
         </w:rPr>
         <w:t xml:space="preserve"> </w:t>
       </w:r>
-      <w:hyperlink r:id="rId21">
-        <w:r>
-          <w:rPr>
-            <w:rtl/>
-            <w:cs/>
-            <w:lang w:val="ar_AE" w:bidi="ar_AE"/>
-          </w:rPr>
-          <w:rPr>
-            <w:color w:val="0000EE"/>
-            <w:u w:val="single"/>
-          </w:rPr>
-          <w:t>يشوع 14:6–15</w:t>
-        </w:r>
-      </w:hyperlink>
+      <w:r>
+        <w:rPr>
+          <w:rtl/>
+          <w:cs/>
+          <w:lang w:val="ar_AE" w:bidi="ar_AE"/>
+        </w:rPr>
+        <w:t>يشوع 14:6–15</w:t>
+      </w:r>
       <w:r>
         <w:rPr>
           <w:rtl/>
@@ -986,20 +866,14 @@
         </w:rPr>
         <w:t xml:space="preserve"> </w:t>
       </w:r>
-      <w:hyperlink r:id="rId31">
-        <w:r>
-          <w:rPr>
-            <w:rtl/>
-            <w:cs/>
-            <w:lang w:val="ar_AE" w:bidi="ar_AE"/>
-          </w:rPr>
-          <w:rPr>
-            <w:color w:val="0000EE"/>
-            <w:u w:val="single"/>
-          </w:rPr>
-          <w:t>15:13–19</w:t>
-        </w:r>
-      </w:hyperlink>
+      <w:r>
+        <w:rPr>
+          <w:rtl/>
+          <w:cs/>
+          <w:lang w:val="ar_AE" w:bidi="ar_AE"/>
+        </w:rPr>
+        <w:t>15:13–19</w:t>
+      </w:r>
       <w:r>
         <w:rPr>
           <w:rtl/>
@@ -1016,20 +890,14 @@
         </w:rPr>
         <w:t xml:space="preserve"> </w:t>
       </w:r>
-      <w:hyperlink r:id="rId32">
-        <w:r>
-          <w:rPr>
-            <w:rtl/>
-            <w:cs/>
-            <w:lang w:val="ar_AE" w:bidi="ar_AE"/>
-          </w:rPr>
-          <w:rPr>
-            <w:color w:val="0000EE"/>
-            <w:u w:val="single"/>
-          </w:rPr>
-          <w:t>القضاة 1:11–15،</w:t>
-        </w:r>
-      </w:hyperlink>
+      <w:r>
+        <w:rPr>
+          <w:rtl/>
+          <w:cs/>
+          <w:lang w:val="ar_AE" w:bidi="ar_AE"/>
+        </w:rPr>
+        <w:t>القضاة 1:11–15،</w:t>
+      </w:r>
       <w:r>
         <w:rPr>
           <w:rtl/>
@@ -1038,20 +906,14 @@
         </w:rPr>
         <w:t xml:space="preserve"> </w:t>
       </w:r>
-      <w:hyperlink r:id="rId33">
-        <w:r>
-          <w:rPr>
-            <w:rtl/>
-            <w:cs/>
-            <w:lang w:val="ar_AE" w:bidi="ar_AE"/>
-          </w:rPr>
-          <w:rPr>
-            <w:color w:val="0000EE"/>
-            <w:u w:val="single"/>
-          </w:rPr>
-          <w:t>20</w:t>
-        </w:r>
-      </w:hyperlink>
+      <w:r>
+        <w:rPr>
+          <w:rtl/>
+          <w:cs/>
+          <w:lang w:val="ar_AE" w:bidi="ar_AE"/>
+        </w:rPr>
+        <w:t>20</w:t>
+      </w:r>
       <w:r>
         <w:rPr>
           <w:rtl/>
@@ -1068,20 +930,14 @@
         </w:rPr>
         <w:t xml:space="preserve"> </w:t>
       </w:r>
-      <w:hyperlink r:id="rId34">
-        <w:r>
-          <w:rPr>
-            <w:rtl/>
-            <w:cs/>
-            <w:lang w:val="ar_AE" w:bidi="ar_AE"/>
-          </w:rPr>
-          <w:rPr>
-            <w:color w:val="0000EE"/>
-            <w:u w:val="single"/>
-          </w:rPr>
-          <w:t>1أخبار الأيام 4:15</w:t>
-        </w:r>
-      </w:hyperlink>
+      <w:r>
+        <w:rPr>
+          <w:rtl/>
+          <w:cs/>
+          <w:lang w:val="ar_AE" w:bidi="ar_AE"/>
+        </w:rPr>
+        <w:t>1أخبار الأيام 4:15</w:t>
+      </w:r>
       <w:r>
         <w:rPr>
           <w:rtl/>
@@ -1157,20 +1013,14 @@
         </w:rPr>
         <w:t xml:space="preserve"> لا تتضح التفصيلات الدقيقة عن بَدْء الكنيسة في رومَا. اتسمت روما بتعداد سكاني كبير من اليهود، وكان بعض اليهود من روما من بين الحاضرين في أورشليم في أثناء عيد العنصرة (الخمسين) عندما بدأت الكنيسة (</w:t>
       </w:r>
-      <w:hyperlink r:id="rId35">
-        <w:r>
-          <w:rPr>
-            <w:rtl/>
-            <w:cs/>
-            <w:lang w:val="ar_AE" w:bidi="ar_AE"/>
-          </w:rPr>
-          <w:rPr>
-            <w:color w:val="0000EE"/>
-            <w:u w:val="single"/>
-          </w:rPr>
-          <w:t>أعمال الرسل 2:10</w:t>
-        </w:r>
-      </w:hyperlink>
+      <w:r>
+        <w:rPr>
+          <w:rtl/>
+          <w:cs/>
+          <w:lang w:val="ar_AE" w:bidi="ar_AE"/>
+        </w:rPr>
+        <w:t>أعمال الرسل 2:10</w:t>
+      </w:r>
       <w:r>
         <w:rPr>
           <w:rtl/>
@@ -1219,20 +1069,14 @@
         </w:rPr>
         <w:t>في النهاية، ربّما أجبر اليهود غير المسيحيين في رومَا اليهود المسيحيين على مغادرة المجامع، كما حدث في أماكن أخرى. بحلول الوقت الذي فيه كتب بولس إلى كنيسة روما، كانوا يجتمعون في كنائس بيتية منفصلة في بيوت خاصة (</w:t>
       </w:r>
-      <w:hyperlink r:id="rId36">
-        <w:r>
-          <w:rPr>
-            <w:rtl/>
-            <w:cs/>
-            <w:lang w:val="ar_AE" w:bidi="ar_AE"/>
-          </w:rPr>
-          <w:rPr>
-            <w:color w:val="0000EE"/>
-            <w:u w:val="single"/>
-          </w:rPr>
-          <w:t>رومية 16:5</w:t>
-        </w:r>
-      </w:hyperlink>
+      <w:r>
+        <w:rPr>
+          <w:rtl/>
+          <w:cs/>
+          <w:lang w:val="ar_AE" w:bidi="ar_AE"/>
+        </w:rPr>
+        <w:t>رومية 16:5</w:t>
+      </w:r>
       <w:r>
         <w:rPr>
           <w:rtl/>
@@ -1241,20 +1085,14 @@
         </w:rPr>
         <w:t xml:space="preserve">، </w:t>
       </w:r>
-      <w:hyperlink r:id="rId37">
-        <w:r>
-          <w:rPr>
-            <w:rtl/>
-            <w:cs/>
-            <w:lang w:val="ar_AE" w:bidi="ar_AE"/>
-          </w:rPr>
-          <w:rPr>
-            <w:color w:val="0000EE"/>
-            <w:u w:val="single"/>
-          </w:rPr>
-          <w:t>10–11</w:t>
-        </w:r>
-      </w:hyperlink>
+      <w:r>
+        <w:rPr>
+          <w:rtl/>
+          <w:cs/>
+          <w:lang w:val="ar_AE" w:bidi="ar_AE"/>
+        </w:rPr>
+        <w:t>10–11</w:t>
+      </w:r>
       <w:r>
         <w:rPr>
           <w:rtl/>
@@ -1263,20 +1101,14 @@
         </w:rPr>
         <w:t xml:space="preserve">، </w:t>
       </w:r>
-      <w:hyperlink r:id="rId38">
-        <w:r>
-          <w:rPr>
-            <w:rtl/>
-            <w:cs/>
-            <w:lang w:val="ar_AE" w:bidi="ar_AE"/>
-          </w:rPr>
-          <w:rPr>
-            <w:color w:val="0000EE"/>
-            <w:u w:val="single"/>
-          </w:rPr>
-          <w:t>15</w:t>
-        </w:r>
-      </w:hyperlink>
+      <w:r>
+        <w:rPr>
+          <w:rtl/>
+          <w:cs/>
+          <w:lang w:val="ar_AE" w:bidi="ar_AE"/>
+        </w:rPr>
+        <w:t>15</w:t>
+      </w:r>
       <w:r>
         <w:rPr>
           <w:rtl/>
@@ -1305,20 +1137,14 @@
         </w:rPr>
         <w:t>عندما طرد كلوديوس اليهود من روما حوالي عام 49 ميلادي، اضطر المسيحيون اليهود أمثال بريسكيلا وأكيلا أيضًا للمغادرة (</w:t>
       </w:r>
-      <w:hyperlink r:id="rId39">
-        <w:r>
-          <w:rPr>
-            <w:rtl/>
-            <w:cs/>
-            <w:lang w:val="ar_AE" w:bidi="ar_AE"/>
-          </w:rPr>
-          <w:rPr>
-            <w:color w:val="0000EE"/>
-            <w:u w:val="single"/>
-          </w:rPr>
-          <w:t>أعمال الرسل 18:2</w:t>
-        </w:r>
-      </w:hyperlink>
+      <w:r>
+        <w:rPr>
+          <w:rtl/>
+          <w:cs/>
+          <w:lang w:val="ar_AE" w:bidi="ar_AE"/>
+        </w:rPr>
+        <w:t>أعمال الرسل 18:2</w:t>
+      </w:r>
       <w:r>
         <w:rPr>
           <w:rtl/>
@@ -1347,20 +1173,14 @@
         </w:rPr>
         <w:t xml:space="preserve">كما هو موضح في </w:t>
       </w:r>
-      <w:hyperlink r:id="rId40">
-        <w:r>
-          <w:rPr>
-            <w:rtl/>
-            <w:cs/>
-            <w:lang w:val="ar_AE" w:bidi="ar_AE"/>
-          </w:rPr>
-          <w:rPr>
-            <w:color w:val="0000EE"/>
-            <w:u w:val="single"/>
-          </w:rPr>
-          <w:t>رومية 16</w:t>
-        </w:r>
-      </w:hyperlink>
+      <w:r>
+        <w:rPr>
+          <w:rtl/>
+          <w:cs/>
+          <w:lang w:val="ar_AE" w:bidi="ar_AE"/>
+        </w:rPr>
+        <w:t>رومية 16</w:t>
+      </w:r>
       <w:r>
         <w:rPr>
           <w:rtl/>
@@ -1369,20 +1189,14 @@
         </w:rPr>
         <w:t>، كان لدى بولس فعلًا أصدقاء كثيرين في كنيسة رومية. في ربيع عام 60 ميلادي، بعد حوالي عامين من كتابة رسالة رومية، أتيحت لبولس الفرصة للذهاب إلى رومَا—وهي رغبة عبر عنها مرارًا وتكرارًا (</w:t>
       </w:r>
-      <w:hyperlink r:id="rId41">
-        <w:r>
-          <w:rPr>
-            <w:rtl/>
-            <w:cs/>
-            <w:lang w:val="ar_AE" w:bidi="ar_AE"/>
-          </w:rPr>
-          <w:rPr>
-            <w:color w:val="0000EE"/>
-            <w:u w:val="single"/>
-          </w:rPr>
-          <w:t>أعمال 19:21</w:t>
-        </w:r>
-      </w:hyperlink>
+      <w:r>
+        <w:rPr>
+          <w:rtl/>
+          <w:cs/>
+          <w:lang w:val="ar_AE" w:bidi="ar_AE"/>
+        </w:rPr>
+        <w:t>أعمال 19:21</w:t>
+      </w:r>
       <w:r>
         <w:rPr>
           <w:rtl/>
@@ -1391,20 +1205,14 @@
         </w:rPr>
         <w:t xml:space="preserve">؛ </w:t>
       </w:r>
-      <w:hyperlink r:id="rId42">
-        <w:r>
-          <w:rPr>
-            <w:rtl/>
-            <w:cs/>
-            <w:lang w:val="ar_AE" w:bidi="ar_AE"/>
-          </w:rPr>
-          <w:rPr>
-            <w:color w:val="0000EE"/>
-            <w:u w:val="single"/>
-          </w:rPr>
-          <w:t>رومية 1:13–15</w:t>
-        </w:r>
-      </w:hyperlink>
+      <w:r>
+        <w:rPr>
+          <w:rtl/>
+          <w:cs/>
+          <w:lang w:val="ar_AE" w:bidi="ar_AE"/>
+        </w:rPr>
+        <w:t>رومية 1:13–15</w:t>
+      </w:r>
       <w:r>
         <w:rPr>
           <w:rtl/>
@@ -1429,20 +1237,14 @@
         </w:rPr>
         <w:t>” (</w:t>
       </w:r>
-      <w:hyperlink r:id="rId43">
-        <w:r>
-          <w:rPr>
-            <w:rtl/>
-            <w:cs/>
-            <w:lang w:val="ar_AE" w:bidi="ar_AE"/>
-          </w:rPr>
-          <w:rPr>
-            <w:color w:val="0000EE"/>
-            <w:u w:val="single"/>
-          </w:rPr>
-          <w:t>أعمال 28:30–31</w:t>
-        </w:r>
-      </w:hyperlink>
+      <w:r>
+        <w:rPr>
+          <w:rtl/>
+          <w:cs/>
+          <w:lang w:val="ar_AE" w:bidi="ar_AE"/>
+        </w:rPr>
+        <w:t>أعمال 28:30–31</w:t>
+      </w:r>
       <w:r>
         <w:rPr>
           <w:rtl/>
@@ -1484,20 +1286,14 @@
           <w:lang w:val="ar_AE" w:bidi="ar_AE"/>
         </w:rPr>
       </w:r>
-      <w:hyperlink r:id="rId44">
-        <w:r>
-          <w:rPr>
-            <w:rtl/>
-            <w:cs/>
-            <w:lang w:val="ar_AE" w:bidi="ar_AE"/>
-          </w:rPr>
-          <w:rPr>
-            <w:color w:val="0000EE"/>
-            <w:u w:val="single"/>
-          </w:rPr>
-          <w:t>أعمال الرسل 28:15–31</w:t>
-        </w:r>
-      </w:hyperlink>
+      <w:r>
+        <w:rPr>
+          <w:rtl/>
+          <w:cs/>
+          <w:lang w:val="ar_AE" w:bidi="ar_AE"/>
+        </w:rPr>
+        <w:t>أعمال الرسل 28:15–31</w:t>
+      </w:r>
       <w:r>
         <w:rPr>
           <w:rtl/>
@@ -1506,20 +1302,14 @@
         </w:rPr>
         <w:t xml:space="preserve">؛ </w:t>
       </w:r>
-      <w:hyperlink r:id="rId42">
-        <w:r>
-          <w:rPr>
-            <w:rtl/>
-            <w:cs/>
-            <w:lang w:val="ar_AE" w:bidi="ar_AE"/>
-          </w:rPr>
-          <w:rPr>
-            <w:color w:val="0000EE"/>
-            <w:u w:val="single"/>
-          </w:rPr>
-          <w:t>رومية 1:13–15</w:t>
-        </w:r>
-      </w:hyperlink>
+      <w:r>
+        <w:rPr>
+          <w:rtl/>
+          <w:cs/>
+          <w:lang w:val="ar_AE" w:bidi="ar_AE"/>
+        </w:rPr>
+        <w:t>رومية 1:13–15</w:t>
+      </w:r>
       <w:r>
         <w:rPr>
           <w:rtl/>
@@ -1528,20 +1318,14 @@
         </w:rPr>
         <w:t xml:space="preserve">؛ </w:t>
       </w:r>
-      <w:hyperlink r:id="rId45">
-        <w:r>
-          <w:rPr>
-            <w:rtl/>
-            <w:cs/>
-            <w:lang w:val="ar_AE" w:bidi="ar_AE"/>
-          </w:rPr>
-          <w:rPr>
-            <w:color w:val="0000EE"/>
-            <w:u w:val="single"/>
-          </w:rPr>
-          <w:t>16:1–16</w:t>
-        </w:r>
-      </w:hyperlink>
+      <w:r>
+        <w:rPr>
+          <w:rtl/>
+          <w:cs/>
+          <w:lang w:val="ar_AE" w:bidi="ar_AE"/>
+        </w:rPr>
+        <w:t>16:1–16</w:t>
+      </w:r>
       <w:r>
         <w:rPr>
           <w:rtl/>
@@ -1649,20 +1433,14 @@
         </w:rPr>
         <w:t xml:space="preserve">وجزءًا من الهند. وأخيرًا، في 29 أكتوبر 539 قبل الميلاد، غزا كورش بابل وضمّها إلى إمبراطوريته (انظر </w:t>
       </w:r>
-      <w:hyperlink r:id="rId46">
-        <w:r>
-          <w:rPr>
-            <w:rtl/>
-            <w:cs/>
-            <w:lang w:val="ar_AE" w:bidi="ar_AE"/>
-          </w:rPr>
-          <w:rPr>
-            <w:color w:val="0000EE"/>
-            <w:u w:val="single"/>
-          </w:rPr>
-          <w:t>دانيآل 5:30–31</w:t>
-        </w:r>
-      </w:hyperlink>
+      <w:r>
+        <w:rPr>
+          <w:rtl/>
+          <w:cs/>
+          <w:lang w:val="ar_AE" w:bidi="ar_AE"/>
+        </w:rPr>
+        <w:t>دانيآل 5:30–31</w:t>
+      </w:r>
       <w:r>
         <w:rPr>
           <w:rtl/>
@@ -1691,20 +1469,14 @@
         </w:rPr>
         <w:t xml:space="preserve">بعدما غزا كورش بابل أصدر مرسومًا يسمح للشعب اليهودي بالعودة إلى وطنهم وإعادة بناء الهيكل في أورشليم. الجزء المتعلق باليهود في هذا المرسوم مسجل في </w:t>
       </w:r>
-      <w:hyperlink r:id="rId47">
-        <w:r>
-          <w:rPr>
-            <w:rtl/>
-            <w:cs/>
-            <w:lang w:val="ar_AE" w:bidi="ar_AE"/>
-          </w:rPr>
-          <w:rPr>
-            <w:color w:val="0000EE"/>
-            <w:u w:val="single"/>
-          </w:rPr>
-          <w:t>2أخبار الأيام 36:22–23</w:t>
-        </w:r>
-      </w:hyperlink>
+      <w:r>
+        <w:rPr>
+          <w:rtl/>
+          <w:cs/>
+          <w:lang w:val="ar_AE" w:bidi="ar_AE"/>
+        </w:rPr>
+        <w:t>2أخبار الأيام 36:22–23</w:t>
+      </w:r>
       <w:r>
         <w:rPr>
           <w:rtl/>
@@ -1713,20 +1485,14 @@
         </w:rPr>
         <w:t xml:space="preserve"> و</w:t>
       </w:r>
-      <w:hyperlink r:id="rId48">
-        <w:r>
-          <w:rPr>
-            <w:rtl/>
-            <w:cs/>
-            <w:lang w:val="ar_AE" w:bidi="ar_AE"/>
-          </w:rPr>
-          <w:rPr>
-            <w:color w:val="0000EE"/>
-            <w:u w:val="single"/>
-          </w:rPr>
-          <w:t>عزرا 1:1–4</w:t>
-        </w:r>
-      </w:hyperlink>
+      <w:r>
+        <w:rPr>
+          <w:rtl/>
+          <w:cs/>
+          <w:lang w:val="ar_AE" w:bidi="ar_AE"/>
+        </w:rPr>
+        <w:t>عزرا 1:1–4</w:t>
+      </w:r>
       <w:r>
         <w:rPr>
           <w:rtl/>
@@ -1755,20 +1521,14 @@
         </w:rPr>
         <w:t>وقال إشعياء عن كورش أنه محرر يهوذا مستقبلًا (</w:t>
       </w:r>
-      <w:hyperlink r:id="rId49">
-        <w:r>
-          <w:rPr>
-            <w:rtl/>
-            <w:cs/>
-            <w:lang w:val="ar_AE" w:bidi="ar_AE"/>
-          </w:rPr>
-          <w:rPr>
-            <w:color w:val="0000EE"/>
-            <w:u w:val="single"/>
-          </w:rPr>
-          <w:t>إشعياء 44:28–45:13</w:t>
-        </w:r>
-      </w:hyperlink>
+      <w:r>
+        <w:rPr>
+          <w:rtl/>
+          <w:cs/>
+          <w:lang w:val="ar_AE" w:bidi="ar_AE"/>
+        </w:rPr>
+        <w:t>إشعياء 44:28–45:13</w:t>
+      </w:r>
       <w:r>
         <w:rPr>
           <w:rtl/>
@@ -1777,20 +1537,14 @@
         </w:rPr>
         <w:t>). كما صف إشعياء كورش بأنه ممسوح من الرب (</w:t>
       </w:r>
-      <w:hyperlink r:id="rId50">
-        <w:r>
-          <w:rPr>
-            <w:rtl/>
-            <w:cs/>
-            <w:lang w:val="ar_AE" w:bidi="ar_AE"/>
-          </w:rPr>
-          <w:rPr>
-            <w:color w:val="0000EE"/>
-            <w:u w:val="single"/>
-          </w:rPr>
-          <w:t>إشعياء 45:1</w:t>
-        </w:r>
-      </w:hyperlink>
+      <w:r>
+        <w:rPr>
+          <w:rtl/>
+          <w:cs/>
+          <w:lang w:val="ar_AE" w:bidi="ar_AE"/>
+        </w:rPr>
+        <w:t>إشعياء 45:1</w:t>
+      </w:r>
       <w:r>
         <w:rPr>
           <w:rtl/>
@@ -1898,20 +1652,14 @@
           <w:lang w:val="ar_AE" w:bidi="ar_AE"/>
         </w:rPr>
       </w:r>
-      <w:hyperlink r:id="rId47">
-        <w:r>
-          <w:rPr>
-            <w:rtl/>
-            <w:cs/>
-            <w:lang w:val="ar_AE" w:bidi="ar_AE"/>
-          </w:rPr>
-          <w:rPr>
-            <w:color w:val="0000EE"/>
-            <w:u w:val="single"/>
-          </w:rPr>
-          <w:t>2أخبار الأيام 36:22–23</w:t>
-        </w:r>
-      </w:hyperlink>
+      <w:r>
+        <w:rPr>
+          <w:rtl/>
+          <w:cs/>
+          <w:lang w:val="ar_AE" w:bidi="ar_AE"/>
+        </w:rPr>
+        <w:t>2أخبار الأيام 36:22–23</w:t>
+      </w:r>
       <w:r>
         <w:rPr>
           <w:rtl/>
@@ -1928,20 +1676,14 @@
         </w:rPr>
         <w:t xml:space="preserve"> </w:t>
       </w:r>
-      <w:hyperlink r:id="rId51">
-        <w:r>
-          <w:rPr>
-            <w:rtl/>
-            <w:cs/>
-            <w:lang w:val="ar_AE" w:bidi="ar_AE"/>
-          </w:rPr>
-          <w:rPr>
-            <w:color w:val="0000EE"/>
-            <w:u w:val="single"/>
-          </w:rPr>
-          <w:t>عزرا 1:1–11</w:t>
-        </w:r>
-      </w:hyperlink>
+      <w:r>
+        <w:rPr>
+          <w:rtl/>
+          <w:cs/>
+          <w:lang w:val="ar_AE" w:bidi="ar_AE"/>
+        </w:rPr>
+        <w:t>عزرا 1:1–11</w:t>
+      </w:r>
       <w:r>
         <w:rPr>
           <w:rtl/>
@@ -1958,20 +1700,14 @@
         </w:rPr>
         <w:t xml:space="preserve"> </w:t>
       </w:r>
-      <w:hyperlink r:id="rId52">
-        <w:r>
-          <w:rPr>
-            <w:rtl/>
-            <w:cs/>
-            <w:lang w:val="ar_AE" w:bidi="ar_AE"/>
-          </w:rPr>
-          <w:rPr>
-            <w:color w:val="0000EE"/>
-            <w:u w:val="single"/>
-          </w:rPr>
-          <w:t>3:7</w:t>
-        </w:r>
-      </w:hyperlink>
+      <w:r>
+        <w:rPr>
+          <w:rtl/>
+          <w:cs/>
+          <w:lang w:val="ar_AE" w:bidi="ar_AE"/>
+        </w:rPr>
+        <w:t>3:7</w:t>
+      </w:r>
       <w:r>
         <w:rPr>
           <w:rtl/>
@@ -1988,20 +1724,14 @@
         </w:rPr>
         <w:t xml:space="preserve"> </w:t>
       </w:r>
-      <w:hyperlink r:id="rId53">
-        <w:r>
-          <w:rPr>
-            <w:rtl/>
-            <w:cs/>
-            <w:lang w:val="ar_AE" w:bidi="ar_AE"/>
-          </w:rPr>
-          <w:rPr>
-            <w:color w:val="0000EE"/>
-            <w:u w:val="single"/>
-          </w:rPr>
-          <w:t>4:1–5</w:t>
-        </w:r>
-      </w:hyperlink>
+      <w:r>
+        <w:rPr>
+          <w:rtl/>
+          <w:cs/>
+          <w:lang w:val="ar_AE" w:bidi="ar_AE"/>
+        </w:rPr>
+        <w:t>4:1–5</w:t>
+      </w:r>
       <w:r>
         <w:rPr>
           <w:rtl/>
@@ -2018,20 +1748,14 @@
         </w:rPr>
         <w:t xml:space="preserve"> </w:t>
       </w:r>
-      <w:hyperlink r:id="rId54">
-        <w:r>
-          <w:rPr>
-            <w:rtl/>
-            <w:cs/>
-            <w:lang w:val="ar_AE" w:bidi="ar_AE"/>
-          </w:rPr>
-          <w:rPr>
-            <w:color w:val="0000EE"/>
-            <w:u w:val="single"/>
-          </w:rPr>
-          <w:t>5:6–17</w:t>
-        </w:r>
-      </w:hyperlink>
+      <w:r>
+        <w:rPr>
+          <w:rtl/>
+          <w:cs/>
+          <w:lang w:val="ar_AE" w:bidi="ar_AE"/>
+        </w:rPr>
+        <w:t>5:6–17</w:t>
+      </w:r>
       <w:r>
         <w:rPr>
           <w:rtl/>
@@ -2048,20 +1772,14 @@
         </w:rPr>
         <w:t xml:space="preserve"> </w:t>
       </w:r>
-      <w:hyperlink r:id="rId55">
-        <w:r>
-          <w:rPr>
-            <w:rtl/>
-            <w:cs/>
-            <w:lang w:val="ar_AE" w:bidi="ar_AE"/>
-          </w:rPr>
-          <w:rPr>
-            <w:color w:val="0000EE"/>
-            <w:u w:val="single"/>
-          </w:rPr>
-          <w:t>6:14–15</w:t>
-        </w:r>
-      </w:hyperlink>
+      <w:r>
+        <w:rPr>
+          <w:rtl/>
+          <w:cs/>
+          <w:lang w:val="ar_AE" w:bidi="ar_AE"/>
+        </w:rPr>
+        <w:t>6:14–15</w:t>
+      </w:r>
       <w:r>
         <w:rPr>
           <w:rtl/>
@@ -2078,20 +1796,14 @@
         </w:rPr>
         <w:t xml:space="preserve"> </w:t>
       </w:r>
-      <w:hyperlink r:id="rId49">
-        <w:r>
-          <w:rPr>
-            <w:rtl/>
-            <w:cs/>
-            <w:lang w:val="ar_AE" w:bidi="ar_AE"/>
-          </w:rPr>
-          <w:rPr>
-            <w:color w:val="0000EE"/>
-            <w:u w:val="single"/>
-          </w:rPr>
-          <w:t>إشعياء 44:28–45:13</w:t>
-        </w:r>
-      </w:hyperlink>
+      <w:r>
+        <w:rPr>
+          <w:rtl/>
+          <w:cs/>
+          <w:lang w:val="ar_AE" w:bidi="ar_AE"/>
+        </w:rPr>
+        <w:t>إشعياء 44:28–45:13</w:t>
+      </w:r>
       <w:r>
         <w:rPr>
           <w:rtl/>
@@ -2108,20 +1820,14 @@
         </w:rPr>
         <w:t xml:space="preserve"> </w:t>
       </w:r>
-      <w:hyperlink r:id="rId56">
-        <w:r>
-          <w:rPr>
-            <w:rtl/>
-            <w:cs/>
-            <w:lang w:val="ar_AE" w:bidi="ar_AE"/>
-          </w:rPr>
-          <w:rPr>
-            <w:color w:val="0000EE"/>
-            <w:u w:val="single"/>
-          </w:rPr>
-          <w:t>48:14–16</w:t>
-        </w:r>
-      </w:hyperlink>
+      <w:r>
+        <w:rPr>
+          <w:rtl/>
+          <w:cs/>
+          <w:lang w:val="ar_AE" w:bidi="ar_AE"/>
+        </w:rPr>
+        <w:t>48:14–16</w:t>
+      </w:r>
       <w:r>
         <w:rPr>
           <w:rtl/>
@@ -2138,20 +1844,14 @@
         </w:rPr>
         <w:t xml:space="preserve"> </w:t>
       </w:r>
-      <w:hyperlink r:id="rId57">
-        <w:r>
-          <w:rPr>
-            <w:rtl/>
-            <w:cs/>
-            <w:lang w:val="ar_AE" w:bidi="ar_AE"/>
-          </w:rPr>
-          <w:rPr>
-            <w:color w:val="0000EE"/>
-            <w:u w:val="single"/>
-          </w:rPr>
-          <w:t>دانيال 6:28</w:t>
-        </w:r>
-      </w:hyperlink>
+      <w:r>
+        <w:rPr>
+          <w:rtl/>
+          <w:cs/>
+          <w:lang w:val="ar_AE" w:bidi="ar_AE"/>
+        </w:rPr>
+        <w:t>دانيال 6:28</w:t>
+      </w:r>
       <w:r>
         <w:rPr>
           <w:rtl/>
@@ -2168,20 +1868,14 @@
         </w:rPr>
         <w:t xml:space="preserve"> </w:t>
       </w:r>
-      <w:hyperlink r:id="rId58">
-        <w:r>
-          <w:rPr>
-            <w:rtl/>
-            <w:cs/>
-            <w:lang w:val="ar_AE" w:bidi="ar_AE"/>
-          </w:rPr>
-          <w:rPr>
-            <w:color w:val="0000EE"/>
-            <w:u w:val="single"/>
-          </w:rPr>
-          <w:t>10:1.</w:t>
-        </w:r>
-      </w:hyperlink>
+      <w:r>
+        <w:rPr>
+          <w:rtl/>
+          <w:cs/>
+          <w:lang w:val="ar_AE" w:bidi="ar_AE"/>
+        </w:rPr>
+        <w:t>10:1.</w:t>
+      </w:r>
       <w:r>
         <w:rPr>
           <w:rtl/>
@@ -2321,20 +2015,14 @@
         </w:rPr>
         <w:t>اجتذبت كورنثوس التجار من جميع أنحاء العالم، لكنها اشتهرت أيضًا بالترف والانغماس في الملذات، و الفجور الجنسي. كانت المدينة ذات سمعة سيئة بسبب انتشار الانحلال والدعارة في جميع ربوعها، حتى أن الفعل "كورنثوس" صار يعني الانخراط في سلوكيات جنسية غير أخلاقية. واجهت الكنيسة في كورنثوس تحديات حقيقية من جهة الفجور الجنسي وانتشاره (</w:t>
       </w:r>
-      <w:hyperlink r:id="rId59">
-        <w:r>
-          <w:rPr>
-            <w:rtl/>
-            <w:cs/>
-            <w:lang w:val="ar_AE" w:bidi="ar_AE"/>
-          </w:rPr>
-          <w:rPr>
-            <w:color w:val="0000EE"/>
-            <w:u w:val="single"/>
-          </w:rPr>
-          <w:t>1كورنثوس 5:1–13</w:t>
-        </w:r>
-      </w:hyperlink>
+      <w:r>
+        <w:rPr>
+          <w:rtl/>
+          <w:cs/>
+          <w:lang w:val="ar_AE" w:bidi="ar_AE"/>
+        </w:rPr>
+        <w:t>1كورنثوس 5:1–13</w:t>
+      </w:r>
       <w:r>
         <w:rPr>
           <w:rtl/>
@@ -2351,20 +2039,14 @@
         </w:rPr>
         <w:t xml:space="preserve"> </w:t>
       </w:r>
-      <w:hyperlink r:id="rId60">
-        <w:r>
-          <w:rPr>
-            <w:rtl/>
-            <w:cs/>
-            <w:lang w:val="ar_AE" w:bidi="ar_AE"/>
-          </w:rPr>
-          <w:rPr>
-            <w:color w:val="0000EE"/>
-            <w:u w:val="single"/>
-          </w:rPr>
-          <w:t>6:12–20</w:t>
-        </w:r>
-      </w:hyperlink>
+      <w:r>
+        <w:rPr>
+          <w:rtl/>
+          <w:cs/>
+          <w:lang w:val="ar_AE" w:bidi="ar_AE"/>
+        </w:rPr>
+        <w:t>6:12–20</w:t>
+      </w:r>
       <w:r>
         <w:rPr>
           <w:rtl/>
@@ -2393,20 +2075,14 @@
         </w:rPr>
         <w:t>كانت كورنثوس ذات أهمية أيضًا بسبب الألعاب البرزخية [لأن المدينة كانت تقع على برزخ]، وقد بدأت هذه الألعاب في عام 523 قبل الميلاد وكانت تُقام كل عامين. ركزت الفعاليات على (ثلاثة) أنواع: الفروسية، والجمباز، والعروض الموسيقية. بحلول حِقْبَة العهد الجديد، شملت الألعاب أيضًا على سباق العربات [العجلات الحربية] وعروضًا رومانية أخرى، إلى جانب المسابقات اليونانية التقليدية. أشار بولس إلى هذه المسابقات الرياضية، وذكر كل من الجري والملاكمة (</w:t>
       </w:r>
-      <w:hyperlink r:id="rId61">
-        <w:r>
-          <w:rPr>
-            <w:rtl/>
-            <w:cs/>
-            <w:lang w:val="ar_AE" w:bidi="ar_AE"/>
-          </w:rPr>
-          <w:rPr>
-            <w:color w:val="0000EE"/>
-            <w:u w:val="single"/>
-          </w:rPr>
-          <w:t>1كورنثوس 9:24–26</w:t>
-        </w:r>
-      </w:hyperlink>
+      <w:r>
+        <w:rPr>
+          <w:rtl/>
+          <w:cs/>
+          <w:lang w:val="ar_AE" w:bidi="ar_AE"/>
+        </w:rPr>
+        <w:t>1كورنثوس 9:24–26</w:t>
+      </w:r>
       <w:r>
         <w:rPr>
           <w:rtl/>
@@ -2435,20 +2111,14 @@
         </w:rPr>
         <w:t>سادت معظم المدن الرومانية، المعابد المصنوعة من الرخام، واستحوذت على المشهد العام. كانت عبادة الآلهة والاشتراك في أعيادها جزءًا مهمًا من الحياة في كورنثوس. وقد واجهت كنيسة كورنثوس بالفعل تحديات كبيرة مع هذه الأعياد الوثنية (</w:t>
       </w:r>
-      <w:hyperlink r:id="rId62">
-        <w:r>
-          <w:rPr>
-            <w:rtl/>
-            <w:cs/>
-            <w:lang w:val="ar_AE" w:bidi="ar_AE"/>
-          </w:rPr>
-          <w:rPr>
-            <w:color w:val="0000EE"/>
-            <w:u w:val="single"/>
-          </w:rPr>
-          <w:t>1كورنثوس 8:1–10:33</w:t>
-        </w:r>
-      </w:hyperlink>
+      <w:r>
+        <w:rPr>
+          <w:rtl/>
+          <w:cs/>
+          <w:lang w:val="ar_AE" w:bidi="ar_AE"/>
+        </w:rPr>
+        <w:t>1كورنثوس 8:1–10:33</w:t>
+      </w:r>
       <w:r>
         <w:rPr>
           <w:rtl/>
@@ -2477,20 +2147,14 @@
         </w:rPr>
         <w:t xml:space="preserve">استقرت أيضًا مجموعة كبيرة من اليهود النازحين في المدينة. ربما وصل كثيرون منهم بعد أن طرد الإمبراطور كلوديوس اليهود من الإمبراطورية الرومانية (انظر </w:t>
       </w:r>
-      <w:hyperlink r:id="rId39">
-        <w:r>
-          <w:rPr>
-            <w:rtl/>
-            <w:cs/>
-            <w:lang w:val="ar_AE" w:bidi="ar_AE"/>
-          </w:rPr>
-          <w:rPr>
-            <w:color w:val="0000EE"/>
-            <w:u w:val="single"/>
-          </w:rPr>
-          <w:t>أعمال الرسل 18:2</w:t>
-        </w:r>
-      </w:hyperlink>
+      <w:r>
+        <w:rPr>
+          <w:rtl/>
+          <w:cs/>
+          <w:lang w:val="ar_AE" w:bidi="ar_AE"/>
+        </w:rPr>
+        <w:t>أعمال الرسل 18:2</w:t>
+      </w:r>
       <w:r>
         <w:rPr>
           <w:rtl/>
@@ -2499,20 +2163,14 @@
         </w:rPr>
         <w:t>). عندما سافر بولس إلى كورنثوس في رحلته التبشيرية الثانية، التقى بأكيلا وبريسكلّا. فصارا صديقين مقربين، وشريكين معه في الخدمة (</w:t>
       </w:r>
-      <w:hyperlink r:id="rId63">
-        <w:r>
-          <w:rPr>
-            <w:rtl/>
-            <w:cs/>
-            <w:lang w:val="ar_AE" w:bidi="ar_AE"/>
-          </w:rPr>
-          <w:rPr>
-            <w:color w:val="0000EE"/>
-            <w:u w:val="single"/>
-          </w:rPr>
-          <w:t>أعمال الرسل 18:1–3</w:t>
-        </w:r>
-      </w:hyperlink>
+      <w:r>
+        <w:rPr>
+          <w:rtl/>
+          <w:cs/>
+          <w:lang w:val="ar_AE" w:bidi="ar_AE"/>
+        </w:rPr>
+        <w:t>أعمال الرسل 18:1–3</w:t>
+      </w:r>
       <w:r>
         <w:rPr>
           <w:rtl/>
@@ -2521,20 +2179,14 @@
         </w:rPr>
         <w:t>). مكث بولس في كورنثوس لأكثر من عام ونصف يعلّم كلمة الله (</w:t>
       </w:r>
-      <w:hyperlink r:id="rId64">
-        <w:r>
-          <w:rPr>
-            <w:rtl/>
-            <w:cs/>
-            <w:lang w:val="ar_AE" w:bidi="ar_AE"/>
-          </w:rPr>
-          <w:rPr>
-            <w:color w:val="0000EE"/>
-            <w:u w:val="single"/>
-          </w:rPr>
-          <w:t>أعمال الرسل 18:11</w:t>
-        </w:r>
-      </w:hyperlink>
+      <w:r>
+        <w:rPr>
+          <w:rtl/>
+          <w:cs/>
+          <w:lang w:val="ar_AE" w:bidi="ar_AE"/>
+        </w:rPr>
+        <w:t>أعمال الرسل 18:11</w:t>
+      </w:r>
       <w:r>
         <w:rPr>
           <w:rtl/>
@@ -2596,20 +2248,14 @@
           <w:lang w:val="ar_AE" w:bidi="ar_AE"/>
         </w:rPr>
       </w:r>
-      <w:hyperlink r:id="rId65">
-        <w:r>
-          <w:rPr>
-            <w:rtl/>
-            <w:cs/>
-            <w:lang w:val="ar_AE" w:bidi="ar_AE"/>
-          </w:rPr>
-          <w:rPr>
-            <w:color w:val="0000EE"/>
-            <w:u w:val="single"/>
-          </w:rPr>
-          <w:t>أعمال الرسل 18:1–18</w:t>
-        </w:r>
-      </w:hyperlink>
+      <w:r>
+        <w:rPr>
+          <w:rtl/>
+          <w:cs/>
+          <w:lang w:val="ar_AE" w:bidi="ar_AE"/>
+        </w:rPr>
+        <w:t>أعمال الرسل 18:1–18</w:t>
+      </w:r>
       <w:r>
         <w:rPr>
           <w:rtl/>
@@ -2618,20 +2264,14 @@
         </w:rPr>
         <w:t xml:space="preserve">؛ </w:t>
       </w:r>
-      <w:hyperlink r:id="rId66">
-        <w:r>
-          <w:rPr>
-            <w:rtl/>
-            <w:cs/>
-            <w:lang w:val="ar_AE" w:bidi="ar_AE"/>
-          </w:rPr>
-          <w:rPr>
-            <w:color w:val="0000EE"/>
-            <w:u w:val="single"/>
-          </w:rPr>
-          <w:t>1 كورنثوس 1:1–2</w:t>
-        </w:r>
-      </w:hyperlink>
+      <w:r>
+        <w:rPr>
+          <w:rtl/>
+          <w:cs/>
+          <w:lang w:val="ar_AE" w:bidi="ar_AE"/>
+        </w:rPr>
+        <w:t>1 كورنثوس 1:1–2</w:t>
+      </w:r>
       <w:r>
         <w:rPr>
           <w:rtl/>
@@ -2640,20 +2280,14 @@
         </w:rPr>
         <w:t xml:space="preserve">؛ </w:t>
       </w:r>
-      <w:hyperlink r:id="rId67">
-        <w:r>
-          <w:rPr>
-            <w:rtl/>
-            <w:cs/>
-            <w:lang w:val="ar_AE" w:bidi="ar_AE"/>
-          </w:rPr>
-          <w:rPr>
-            <w:color w:val="0000EE"/>
-            <w:u w:val="single"/>
-          </w:rPr>
-          <w:t>16:5–20</w:t>
-        </w:r>
-      </w:hyperlink>
+      <w:r>
+        <w:rPr>
+          <w:rtl/>
+          <w:cs/>
+          <w:lang w:val="ar_AE" w:bidi="ar_AE"/>
+        </w:rPr>
+        <w:t>16:5–20</w:t>
+      </w:r>
       <w:r>
         <w:rPr>
           <w:rtl/>
@@ -2662,20 +2296,14 @@
         </w:rPr>
         <w:t xml:space="preserve">؛ </w:t>
       </w:r>
-      <w:hyperlink r:id="rId68">
-        <w:r>
-          <w:rPr>
-            <w:rtl/>
-            <w:cs/>
-            <w:lang w:val="ar_AE" w:bidi="ar_AE"/>
-          </w:rPr>
-          <w:rPr>
-            <w:color w:val="0000EE"/>
-            <w:u w:val="single"/>
-          </w:rPr>
-          <w:t>2 كورنثوس 1:1</w:t>
-        </w:r>
-      </w:hyperlink>
+      <w:r>
+        <w:rPr>
+          <w:rtl/>
+          <w:cs/>
+          <w:lang w:val="ar_AE" w:bidi="ar_AE"/>
+        </w:rPr>
+        <w:t>2 كورنثوس 1:1</w:t>
+      </w:r>
       <w:r>
         <w:rPr>
           <w:rtl/>
@@ -2684,20 +2312,14 @@
         </w:rPr>
         <w:t xml:space="preserve">؛ </w:t>
       </w:r>
-      <w:hyperlink r:id="rId69">
-        <w:r>
-          <w:rPr>
-            <w:rtl/>
-            <w:cs/>
-            <w:lang w:val="ar_AE" w:bidi="ar_AE"/>
-          </w:rPr>
-          <w:rPr>
-            <w:color w:val="0000EE"/>
-            <w:u w:val="single"/>
-          </w:rPr>
-          <w:t>13:1</w:t>
-        </w:r>
-      </w:hyperlink>
+      <w:r>
+        <w:rPr>
+          <w:rtl/>
+          <w:cs/>
+          <w:lang w:val="ar_AE" w:bidi="ar_AE"/>
+        </w:rPr>
+        <w:t>13:1</w:t>
+      </w:r>
       <w:r>
         <w:rPr>
           <w:rtl/>
@@ -2706,20 +2328,14 @@
         </w:rPr>
         <w:t xml:space="preserve">؛ </w:t>
       </w:r>
-      <w:hyperlink r:id="rId70">
-        <w:r>
-          <w:rPr>
-            <w:rtl/>
-            <w:cs/>
-            <w:lang w:val="ar_AE" w:bidi="ar_AE"/>
-          </w:rPr>
-          <w:rPr>
-            <w:color w:val="0000EE"/>
-            <w:u w:val="single"/>
-          </w:rPr>
-          <w:t>2 تيموثاوس 4:20</w:t>
-        </w:r>
-      </w:hyperlink>
+      <w:r>
+        <w:rPr>
+          <w:rtl/>
+          <w:cs/>
+          <w:lang w:val="ar_AE" w:bidi="ar_AE"/>
+        </w:rPr>
+        <w:t>2 تيموثاوس 4:20</w:t>
+      </w:r>
       <w:r>
         <w:rPr>
           <w:rtl/>
